--- a/PHT4.docx
+++ b/PHT4.docx
@@ -4,493 +4,1101 @@
   <w:body>
     <w:p>
       <w:r>
-        <w:t xml:space="preserve">3. Yêu cầu Bằng chứng (Proof of Work) Bạn phải nộp lại 2 bằng chứng sau: </w:t>
-      </w:r>
-    </w:p>
-    <w:p>
-      <w:r>
-        <w:t xml:space="preserve">A. Code đã hoàn thiện: Dán (paste) toàn bộ code của tệp chapter4.php mà bạn đã hoàn thiện. </w:t>
-      </w:r>
-    </w:p>
-    <w:p>
-      <w:r>
-        <w:t xml:space="preserve">Code: </w:t>
-      </w:r>
-    </w:p>
-    <w:p>
+        <w:t xml:space="preserve">3. Yêu cầu Bằng chứng (Proof of Work) </w:t>
+      </w:r>
+    </w:p>
+    <w:p>
+      <w:r>
+        <w:t xml:space="preserve">Bạn phải nộp lại 2 bằng chứng sau: </w:t>
+      </w:r>
+    </w:p>
+    <w:p>
+      <w:r>
+        <w:t xml:space="preserve">A. Code đã hoàn thiện: Dán (paste) toàn bộ code của cả 3 tệp bạn đã sửa: </w:t>
+      </w:r>
+    </w:p>
+    <w:p>
+      <w:pPr>
+        <w:ind w:left="720"/>
+      </w:pPr>
+      <w:r>
+        <w:t xml:space="preserve">1. models/SinhVienModel.php </w:t>
+      </w:r>
+    </w:p>
+    <w:p>
+      <w:pPr>
+        <w:ind w:left="720"/>
+      </w:pPr>
+      <w:r>
+        <w:t xml:space="preserve">2. views/sinhvien_view.php </w:t>
+      </w:r>
+    </w:p>
+    <w:p>
+      <w:pPr>
+        <w:ind w:left="720"/>
+      </w:pPr>
+      <w:r>
+        <w:t xml:space="preserve">3. index.php </w:t>
+      </w:r>
+    </w:p>
+    <w:p>
+      <w:r>
+        <w:t xml:space="preserve">B. Ảnh chụp màn hình Kết quả (Trình duyệt Web): Chạy tệp index.php của bạn trên XAMPP (ví dụ: http://localhost/chapter5/) và chụp ảnh màn hình trình duyệt. </w:t>
+      </w:r>
+    </w:p>
+    <w:p>
+      <w:r>
+        <w:t xml:space="preserve">Lưu ý: Kết quả trông phải giống hệt PHT Chương 4 (chứng minh việc tái cấu trúc đã thành công mà không làm thay đổi giao diện). </w:t>
+      </w:r>
+    </w:p>
+    <w:p>
+      <w:r>
+        <w:t xml:space="preserve">(Dán Code A1, A2, A3 và Ảnh B của bạn vào đây) </w:t>
+      </w:r>
+    </w:p>
+    <w:p>
+      <w:pPr>
+        <w:ind w:left="720"/>
+      </w:pPr>
+      <w:r>
+        <w:t xml:space="preserve">1. models/SinhVienModel.php </w:t>
+      </w:r>
+    </w:p>
+    <w:p>
+      <w:pPr>
+        <w:ind w:left="720"/>
+      </w:pPr>
+      <w:r>
+        <w:tab/>
+      </w:r>
       <w:r>
         <w:t xml:space="preserve">&lt;?php </w:t>
       </w:r>
     </w:p>
     <w:p>
+      <w:pPr>
+        <w:ind w:left="720"/>
+      </w:pPr>
+      <w:r>
+        <w:t xml:space="preserve">// Tệp Model sẽ chứa tất cả logic truy vấn CSDL </w:t>
+      </w:r>
+    </w:p>
+    <w:p>
+      <w:pPr>
+        <w:ind w:left="720"/>
+      </w:pPr>
+      <w:r>
+        <w:t> </w:t>
+      </w:r>
+    </w:p>
+    <w:p>
+      <w:pPr>
+        <w:ind w:left="720"/>
+      </w:pPr>
+      <w:r>
+        <w:t xml:space="preserve">// TODO 1: Viết 1 hàm tên là getAllSinhVien() </w:t>
+      </w:r>
+    </w:p>
+    <w:p>
+      <w:pPr>
+        <w:ind w:left="720"/>
+      </w:pPr>
+      <w:r>
+        <w:t xml:space="preserve">// Hàm này nhận 1 tham số là $pdo (đối tượng PDO) </w:t>
+      </w:r>
+    </w:p>
+    <w:p>
+      <w:pPr>
+        <w:ind w:left="720"/>
+      </w:pPr>
+      <w:r>
+        <w:t xml:space="preserve">// Bên trong hàm, thực thi câu lệnh SELECT * FROM sinhvien </w:t>
+      </w:r>
+    </w:p>
+    <w:p>
+      <w:pPr>
+        <w:ind w:left="720"/>
+      </w:pPr>
+      <w:r>
+        <w:t xml:space="preserve">// Hàm trả về kết quả (dùng fetchAll) </w:t>
+      </w:r>
+    </w:p>
+    <w:p>
+      <w:pPr>
+        <w:ind w:left="720"/>
+      </w:pPr>
+      <w:r>
+        <w:t> </w:t>
+      </w:r>
+    </w:p>
+    <w:p>
+      <w:pPr>
+        <w:ind w:left="720"/>
+      </w:pPr>
+      <w:r>
+        <w:t xml:space="preserve">function getAllSinhVien($pdo) { </w:t>
+      </w:r>
+    </w:p>
+    <w:p>
+      <w:pPr>
+        <w:ind w:left="720"/>
+      </w:pPr>
+      <w:r>
+        <w:t xml:space="preserve">    $sql = "SELECT * FROM sinhvien"; </w:t>
+      </w:r>
+    </w:p>
+    <w:p>
+      <w:pPr>
+        <w:ind w:left="720"/>
+      </w:pPr>
+      <w:r>
+        <w:t xml:space="preserve">    $stmt = $pdo-&gt;query($sql); </w:t>
+      </w:r>
+    </w:p>
+    <w:p>
+      <w:pPr>
+        <w:ind w:left="720"/>
+      </w:pPr>
+      <w:r>
+        <w:t xml:space="preserve">    return $stmt-&gt;fetchAll(PDO::FETCH_ASSOC); </w:t>
+      </w:r>
+    </w:p>
+    <w:p>
+      <w:pPr>
+        <w:ind w:left="720"/>
+      </w:pPr>
+      <w:r>
+        <w:t xml:space="preserve">} </w:t>
+      </w:r>
+    </w:p>
+    <w:p>
+      <w:pPr>
+        <w:ind w:left="720"/>
+      </w:pPr>
+      <w:r>
+        <w:t> </w:t>
+      </w:r>
+    </w:p>
+    <w:p>
+      <w:pPr>
+        <w:ind w:left="720"/>
+      </w:pPr>
+      <w:r>
+        <w:t> </w:t>
+      </w:r>
+    </w:p>
+    <w:p>
+      <w:pPr>
+        <w:ind w:left="720"/>
+      </w:pPr>
+      <w:r>
+        <w:lastRenderedPageBreak/>
+        <w:t xml:space="preserve">// TODO 2: Viết 1 hàm tên là addSinhVien() </w:t>
+      </w:r>
+    </w:p>
+    <w:p>
+      <w:pPr>
+        <w:ind w:left="720"/>
+      </w:pPr>
+      <w:r>
+        <w:t xml:space="preserve">// Hàm này nhận 3 tham số: $pdo, $ten, $email </w:t>
+      </w:r>
+    </w:p>
+    <w:p>
+      <w:pPr>
+        <w:ind w:left="720"/>
+      </w:pPr>
+      <w:r>
+        <w:t xml:space="preserve">// Bên trong hàm, thực thi câu lệnh INSERT (dùng Prepared Statement) </w:t>
+      </w:r>
+    </w:p>
+    <w:p>
+      <w:pPr>
+        <w:ind w:left="720"/>
+      </w:pPr>
+      <w:r>
+        <w:t xml:space="preserve">function addSinhVien($pdo, $ten, $email) { </w:t>
+      </w:r>
+    </w:p>
+    <w:p>
+      <w:pPr>
+        <w:ind w:left="720"/>
+      </w:pPr>
+      <w:r>
+        <w:t xml:space="preserve">    $sql = "INSERT INTO sinhvien (ten_sinh_vien, email) VALUES (?, ?)"; </w:t>
+      </w:r>
+    </w:p>
+    <w:p>
+      <w:pPr>
+        <w:ind w:left="720"/>
+      </w:pPr>
+      <w:r>
+        <w:t xml:space="preserve">    $stmt = $pdo-&gt;prepare($sql); </w:t>
+      </w:r>
+    </w:p>
+    <w:p>
+      <w:pPr>
+        <w:ind w:left="720"/>
+      </w:pPr>
+      <w:r>
+        <w:t xml:space="preserve">    $stmt-&gt;execute([$ten, $email]); </w:t>
+      </w:r>
+    </w:p>
+    <w:p>
+      <w:pPr>
+        <w:ind w:left="720"/>
+      </w:pPr>
+      <w:r>
+        <w:t xml:space="preserve">} </w:t>
+      </w:r>
+    </w:p>
+    <w:p>
+      <w:pPr>
+        <w:ind w:left="720"/>
+      </w:pPr>
+      <w:r>
+        <w:t> </w:t>
+      </w:r>
+    </w:p>
+    <w:p>
+      <w:pPr>
+        <w:ind w:left="720"/>
+      </w:pPr>
+      <w:r>
+        <w:t xml:space="preserve">?&gt; </w:t>
+      </w:r>
+    </w:p>
+    <w:p>
+      <w:pPr>
+        <w:ind w:left="720"/>
+      </w:pPr>
+    </w:p>
+    <w:p>
+      <w:pPr>
+        <w:ind w:left="720"/>
+      </w:pPr>
+      <w:r>
+        <w:t xml:space="preserve">2. views/sinhvien_view.php </w:t>
+      </w:r>
+    </w:p>
+    <w:p>
+      <w:pPr>
+        <w:ind w:left="720"/>
+      </w:pPr>
+      <w:r>
+        <w:t xml:space="preserve">&lt;?php </w:t>
+      </w:r>
+    </w:p>
+    <w:p>
+      <w:pPr>
+        <w:ind w:left="720"/>
+      </w:pPr>
+      <w:r>
+        <w:t xml:space="preserve">// Tệp View CHỈ chứa HTML và logic hiển thị (echo, foreach) </w:t>
+      </w:r>
+    </w:p>
+    <w:p>
+      <w:pPr>
+        <w:ind w:left="720"/>
+      </w:pPr>
+      <w:r>
+        <w:t xml:space="preserve">// Tệp View KHÔNG chứa câu lệnh SQL </w:t>
+      </w:r>
+    </w:p>
+    <w:p>
+      <w:pPr>
+        <w:ind w:left="720"/>
+      </w:pPr>
+      <w:r>
+        <w:t xml:space="preserve">?&gt; </w:t>
+      </w:r>
+    </w:p>
+    <w:p>
+      <w:pPr>
+        <w:ind w:left="720"/>
+      </w:pPr>
+      <w:r>
+        <w:t xml:space="preserve">&lt;!DOCTYPE html&gt; </w:t>
+      </w:r>
+    </w:p>
+    <w:p>
+      <w:pPr>
+        <w:ind w:left="720"/>
+      </w:pPr>
+      <w:r>
+        <w:t xml:space="preserve">&lt;html lang="vi"&gt; </w:t>
+      </w:r>
+    </w:p>
+    <w:p>
+      <w:pPr>
+        <w:ind w:left="720"/>
+      </w:pPr>
+      <w:r>
+        <w:t xml:space="preserve">&lt;head&gt; </w:t>
+      </w:r>
+    </w:p>
+    <w:p>
+      <w:pPr>
+        <w:ind w:left="720"/>
+      </w:pPr>
+      <w:r>
+        <w:t xml:space="preserve">    &lt;meta charset="UTF-8"&gt; </w:t>
+      </w:r>
+    </w:p>
+    <w:p>
+      <w:pPr>
+        <w:ind w:left="720"/>
+      </w:pPr>
+      <w:r>
+        <w:t xml:space="preserve">    &lt;title&gt;PHT Chương 5 - MVC&lt;/title&gt; </w:t>
+      </w:r>
+    </w:p>
+    <w:p>
+      <w:pPr>
+        <w:ind w:left="720"/>
+      </w:pPr>
+      <w:r>
+        <w:t xml:space="preserve">    &lt;style&gt; </w:t>
+      </w:r>
+    </w:p>
+    <w:p>
+      <w:pPr>
+        <w:ind w:left="720"/>
+      </w:pPr>
+      <w:r>
+        <w:t xml:space="preserve">        body { font-family: Arial, sans-serif; margin: 20px; } </w:t>
+      </w:r>
+    </w:p>
+    <w:p>
+      <w:pPr>
+        <w:ind w:left="720"/>
+      </w:pPr>
+      <w:r>
+        <w:t xml:space="preserve">        table { width: 100%; border-collapse: collapse; margin-top: 20px; } </w:t>
+      </w:r>
+    </w:p>
+    <w:p>
+      <w:pPr>
+        <w:ind w:left="720"/>
+      </w:pPr>
+      <w:r>
+        <w:t xml:space="preserve">        th, td { border: 1px solid #ddd; padding: 8px; text-align: left; } </w:t>
+      </w:r>
+    </w:p>
+    <w:p>
+      <w:pPr>
+        <w:ind w:left="720"/>
+      </w:pPr>
+      <w:r>
+        <w:t xml:space="preserve">        th { background-color: #f2f2f2; font-weight: bold; } </w:t>
+      </w:r>
+    </w:p>
+    <w:p>
+      <w:pPr>
+        <w:ind w:left="720"/>
+      </w:pPr>
+      <w:r>
+        <w:lastRenderedPageBreak/>
+        <w:t xml:space="preserve">        input[type="text"], input[type="email"] { padding: 5px; margin-right: 10px; } </w:t>
+      </w:r>
+    </w:p>
+    <w:p>
+      <w:pPr>
+        <w:ind w:left="720"/>
+      </w:pPr>
+      <w:r>
+        <w:t xml:space="preserve">        button { padding: 5px 15px; cursor: pointer; } </w:t>
+      </w:r>
+    </w:p>
+    <w:p>
+      <w:pPr>
+        <w:ind w:left="720"/>
+      </w:pPr>
+      <w:r>
+        <w:t>        h2 { margin-top: 20px; }</w:t>
+      </w:r>
+    </w:p>
+    <w:p>
+      <w:pPr>
+        <w:ind w:left="720"/>
+      </w:pPr>
+      <w:r>
+        <w:t xml:space="preserve">    &lt;/style&gt; </w:t>
+      </w:r>
+    </w:p>
+    <w:p>
+      <w:pPr>
+        <w:ind w:left="720"/>
+      </w:pPr>
+      <w:r>
+        <w:t xml:space="preserve">&lt;/head&gt; </w:t>
+      </w:r>
+    </w:p>
+    <w:p>
+      <w:pPr>
+        <w:ind w:left="720"/>
+      </w:pPr>
+      <w:r>
+        <w:t xml:space="preserve">&lt;body&gt; </w:t>
+      </w:r>
+    </w:p>
+    <w:p>
+      <w:pPr>
+        <w:ind w:left="720"/>
+      </w:pPr>
+      <w:r>
+        <w:t xml:space="preserve">    &lt;h2&gt;Thêm Sinh Viên Mới&lt;/h2&gt; </w:t>
+      </w:r>
+    </w:p>
+    <w:p>
+      <w:pPr>
+        <w:ind w:left="720"/>
+      </w:pPr>
+      <w:r>
+        <w:t xml:space="preserve">    &lt;form method="POST" action="index.php"&gt; </w:t>
+      </w:r>
+    </w:p>
+    <w:p>
+      <w:pPr>
+        <w:ind w:left="720"/>
+      </w:pPr>
+      <w:r>
+        <w:t xml:space="preserve">        Tên sinh viên: &lt;input type="text" name="ten_sinh_vien" required&gt; </w:t>
+      </w:r>
+    </w:p>
+    <w:p>
+      <w:pPr>
+        <w:ind w:left="720"/>
+      </w:pPr>
+      <w:r>
+        <w:t xml:space="preserve">        Email: &lt;input type="email" name="email" required&gt; </w:t>
+      </w:r>
+    </w:p>
+    <w:p>
+      <w:pPr>
+        <w:ind w:left="720"/>
+      </w:pPr>
+      <w:r>
+        <w:t xml:space="preserve">        &lt;button type="submit"&gt;Thêm&lt;/button&gt; </w:t>
+      </w:r>
+    </w:p>
+    <w:p>
+      <w:pPr>
+        <w:ind w:left="720"/>
+      </w:pPr>
+      <w:r>
+        <w:t xml:space="preserve">    &lt;/form&gt; </w:t>
+      </w:r>
+    </w:p>
+    <w:p>
+      <w:pPr>
+        <w:ind w:left="720"/>
+      </w:pPr>
+      <w:r>
+        <w:t xml:space="preserve">    </w:t>
+      </w:r>
+    </w:p>
+    <w:p>
+      <w:pPr>
+        <w:ind w:left="720"/>
+      </w:pPr>
+      <w:r>
+        <w:t xml:space="preserve">    &lt;h2&gt;Danh Sách Sinh Viên&lt;/h2&gt; </w:t>
+      </w:r>
+    </w:p>
+    <w:p>
+      <w:pPr>
+        <w:ind w:left="720"/>
+      </w:pPr>
+      <w:r>
+        <w:t xml:space="preserve">    &lt;table&gt; </w:t>
+      </w:r>
+    </w:p>
+    <w:p>
+      <w:pPr>
+        <w:ind w:left="720"/>
+      </w:pPr>
+      <w:r>
+        <w:t xml:space="preserve">        &lt;tr&gt; </w:t>
+      </w:r>
+    </w:p>
+    <w:p>
+      <w:pPr>
+        <w:ind w:left="720"/>
+      </w:pPr>
+      <w:r>
+        <w:t xml:space="preserve">            &lt;th&gt;ID&lt;/th&gt; </w:t>
+      </w:r>
+    </w:p>
+    <w:p>
+      <w:pPr>
+        <w:ind w:left="720"/>
+      </w:pPr>
+      <w:r>
+        <w:t xml:space="preserve">            &lt;th&gt;Tên Sinh Viên&lt;/th&gt; </w:t>
+      </w:r>
+    </w:p>
+    <w:p>
+      <w:pPr>
+        <w:ind w:left="720"/>
+      </w:pPr>
+      <w:r>
+        <w:t xml:space="preserve">            &lt;th&gt;Email&lt;/th&gt; </w:t>
+      </w:r>
+    </w:p>
+    <w:p>
+      <w:pPr>
+        <w:ind w:left="720"/>
+      </w:pPr>
+      <w:r>
+        <w:t xml:space="preserve">            &lt;th&gt;Ngày Tạo&lt;/th&gt; </w:t>
+      </w:r>
+    </w:p>
+    <w:p>
+      <w:pPr>
+        <w:ind w:left="720"/>
+      </w:pPr>
+      <w:r>
+        <w:t xml:space="preserve">        &lt;/tr&gt; </w:t>
+      </w:r>
+    </w:p>
+    <w:p>
+      <w:pPr>
+        <w:ind w:left="720"/>
+      </w:pPr>
+      <w:r>
+        <w:t xml:space="preserve">        &lt;?php </w:t>
+      </w:r>
+    </w:p>
+    <w:p>
+      <w:pPr>
+        <w:ind w:left="720"/>
+      </w:pPr>
+      <w:r>
+        <w:t xml:space="preserve">        // TODO 4: Dùng vòng lặp foreach để duyệt qua biến $danh_sach_sv </w:t>
+      </w:r>
+    </w:p>
+    <w:p>
+      <w:pPr>
+        <w:ind w:left="720"/>
+      </w:pPr>
+      <w:r>
+        <w:t xml:space="preserve">        // (Biến $danh_sach_sv này sẽ được Controller truyền sang) </w:t>
+      </w:r>
+    </w:p>
+    <w:p>
+      <w:pPr>
+        <w:ind w:left="720"/>
+      </w:pPr>
+      <w:r>
+        <w:t xml:space="preserve">        foreach ($danh_sach_sv as $sv) { </w:t>
+      </w:r>
+    </w:p>
+    <w:p>
+      <w:pPr>
+        <w:ind w:left="720"/>
+      </w:pPr>
+      <w:r>
+        <w:t xml:space="preserve">            // TODO 5: In (echo) các dòng &lt;tr&gt; và &lt;td&gt; chứa dữ liệu $sv </w:t>
+      </w:r>
+    </w:p>
+    <w:p>
+      <w:pPr>
+        <w:ind w:left="720"/>
+      </w:pPr>
+      <w:r>
+        <w:lastRenderedPageBreak/>
+        <w:t xml:space="preserve">            echo "&lt;tr&gt;"; </w:t>
+      </w:r>
+    </w:p>
+    <w:p>
+      <w:pPr>
+        <w:ind w:left="720"/>
+      </w:pPr>
+      <w:r>
+        <w:t xml:space="preserve">            echo "&lt;td&gt;" . htmlspecialchars($sv['id']) . "&lt;/td&gt;"; </w:t>
+      </w:r>
+    </w:p>
+    <w:p>
+      <w:pPr>
+        <w:ind w:left="720"/>
+      </w:pPr>
+      <w:r>
+        <w:t xml:space="preserve">            echo "&lt;td&gt;" . htmlspecialchars($sv['ten_sinh_vien']) . "&lt;/td&gt;"; </w:t>
+      </w:r>
+    </w:p>
+    <w:p>
+      <w:pPr>
+        <w:ind w:left="720"/>
+      </w:pPr>
+      <w:r>
+        <w:t xml:space="preserve">            echo "&lt;td&gt;" . htmlspecialchars($sv['email']) . "&lt;/td&gt;"; </w:t>
+      </w:r>
+    </w:p>
+    <w:p>
+      <w:pPr>
+        <w:ind w:left="720"/>
+      </w:pPr>
+      <w:r>
+        <w:t xml:space="preserve">            echo "&lt;td&gt;" . htmlspecialchars($sv['ngay_tao']) . "&lt;/td&gt;"; </w:t>
+      </w:r>
+    </w:p>
+    <w:p>
+      <w:pPr>
+        <w:ind w:left="720"/>
+      </w:pPr>
+      <w:r>
+        <w:t xml:space="preserve">            echo "&lt;/tr&gt;"; </w:t>
+      </w:r>
+    </w:p>
+    <w:p>
+      <w:pPr>
+        <w:ind w:left="720"/>
+      </w:pPr>
+      <w:r>
+        <w:t xml:space="preserve">        } </w:t>
+      </w:r>
+    </w:p>
+    <w:p>
+      <w:pPr>
+        <w:ind w:left="720"/>
+      </w:pPr>
+      <w:r>
+        <w:t xml:space="preserve">        ?&gt; </w:t>
+      </w:r>
+    </w:p>
+    <w:p>
+      <w:pPr>
+        <w:ind w:left="720"/>
+      </w:pPr>
+      <w:r>
+        <w:t xml:space="preserve">    &lt;/table&gt; </w:t>
+      </w:r>
+    </w:p>
+    <w:p>
+      <w:pPr>
+        <w:ind w:left="720"/>
+      </w:pPr>
+      <w:r>
+        <w:t xml:space="preserve">&lt;/body&gt; </w:t>
+      </w:r>
+    </w:p>
+    <w:p>
+      <w:pPr>
+        <w:ind w:left="720"/>
+      </w:pPr>
+      <w:r>
+        <w:t xml:space="preserve">&lt;/html&gt; </w:t>
+      </w:r>
+    </w:p>
+    <w:p>
+      <w:pPr>
+        <w:ind w:left="720"/>
+      </w:pPr>
+    </w:p>
+    <w:p>
+      <w:pPr>
+        <w:ind w:left="720"/>
+      </w:pPr>
+      <w:r>
+        <w:t xml:space="preserve">3. index.php </w:t>
+      </w:r>
+    </w:p>
+    <w:p>
+      <w:pPr>
+        <w:ind w:left="720"/>
+      </w:pPr>
+      <w:r>
+        <w:t xml:space="preserve">&lt;?php </w:t>
+      </w:r>
+    </w:p>
+    <w:p>
+      <w:pPr>
+        <w:ind w:left="720"/>
+      </w:pPr>
+      <w:r>
+        <w:t xml:space="preserve">// Tệp Controller là "não" của ứng dụng </w:t>
+      </w:r>
+    </w:p>
+    <w:p>
+      <w:pPr>
+        <w:ind w:left="720"/>
+      </w:pPr>
+      <w:r>
+        <w:t> </w:t>
+      </w:r>
+    </w:p>
+    <w:p>
+      <w:pPr>
+        <w:ind w:left="720"/>
+      </w:pPr>
+      <w:r>
+        <w:t xml:space="preserve">// TODO 6: (Quan trọng) Import (require_once) tệp Model vào </w:t>
+      </w:r>
+    </w:p>
+    <w:p>
+      <w:pPr>
+        <w:ind w:left="720"/>
+      </w:pPr>
+      <w:r>
+        <w:t xml:space="preserve">require_once 'models/SinhVienModel.php'; </w:t>
+      </w:r>
+    </w:p>
+    <w:p>
+      <w:pPr>
+        <w:ind w:left="720"/>
+      </w:pPr>
+      <w:r>
+        <w:t> </w:t>
+      </w:r>
+    </w:p>
+    <w:p>
+      <w:pPr>
+        <w:ind w:left="720"/>
+      </w:pPr>
       <w:r>
         <w:t xml:space="preserve">// === THIẾT LẬP KẾT NỐI PDO === </w:t>
       </w:r>
     </w:p>
     <w:p>
-      <w:r>
-        <w:t xml:space="preserve">$host = '127.0.0.1'; // hoặc localhost </w:t>
-      </w:r>
-    </w:p>
-    <w:p>
-      <w:r>
-        <w:t>$dbname = 'hoc tap'; // Tên CSDL bạn vừa tạo</w:t>
-      </w:r>
-    </w:p>
-    <w:p>
-      <w:r>
-        <w:t xml:space="preserve">$username = 'root'; // Username mặc định của XAMPP </w:t>
-      </w:r>
-    </w:p>
-    <w:p>
-      <w:r>
-        <w:t xml:space="preserve">$password = ''; // Password mặc định của XAMPP (rỗng) </w:t>
-      </w:r>
-    </w:p>
-    <w:p>
+      <w:pPr>
+        <w:ind w:left="720"/>
+      </w:pPr>
+      <w:r>
+        <w:t xml:space="preserve">// TODO 7: Copy code PDO từ PHT Chương 4 vào đây </w:t>
+      </w:r>
+    </w:p>
+    <w:p>
+      <w:pPr>
+        <w:ind w:left="720"/>
+      </w:pPr>
+      <w:r>
+        <w:t xml:space="preserve">$host = '127.0.0.1'; </w:t>
+      </w:r>
+    </w:p>
+    <w:p>
+      <w:pPr>
+        <w:ind w:left="720"/>
+      </w:pPr>
+      <w:r>
+        <w:t xml:space="preserve">$dbname = 'hoc tap'; </w:t>
+      </w:r>
+    </w:p>
+    <w:p>
+      <w:pPr>
+        <w:ind w:left="720"/>
+      </w:pPr>
+      <w:r>
+        <w:t xml:space="preserve">$username = 'root'; </w:t>
+      </w:r>
+    </w:p>
+    <w:p>
+      <w:pPr>
+        <w:ind w:left="720"/>
+      </w:pPr>
+      <w:r>
+        <w:t xml:space="preserve">$password = ''; </w:t>
+      </w:r>
+    </w:p>
+    <w:p>
+      <w:pPr>
+        <w:ind w:left="720"/>
+      </w:pPr>
       <w:r>
         <w:t xml:space="preserve">$dsn = "mysql:host=$host;dbname=$dbname;charset=utf8mb4"; </w:t>
       </w:r>
     </w:p>
     <w:p>
+      <w:pPr>
+        <w:ind w:left="720"/>
+      </w:pPr>
+      <w:r>
+        <w:lastRenderedPageBreak/>
+        <w:t xml:space="preserve">try { </w:t>
+      </w:r>
+    </w:p>
+    <w:p>
+      <w:pPr>
+        <w:ind w:left="720"/>
+      </w:pPr>
+      <w:r>
+        <w:t xml:space="preserve">    $pdo = new PDO($dsn, $username, $password); </w:t>
+      </w:r>
+    </w:p>
+    <w:p>
+      <w:pPr>
+        <w:ind w:left="720"/>
+      </w:pPr>
+      <w:r>
+        <w:t xml:space="preserve">    $pdo-&gt;setAttribute(PDO::ATTR_ERRMODE, PDO::ERRMODE_EXCEPTION); </w:t>
+      </w:r>
+    </w:p>
+    <w:p>
+      <w:pPr>
+        <w:ind w:left="720"/>
+      </w:pPr>
+      <w:r>
+        <w:t xml:space="preserve">} catch (PDOException $e) { </w:t>
+      </w:r>
+    </w:p>
+    <w:p>
+      <w:pPr>
+        <w:ind w:left="720"/>
+      </w:pPr>
+      <w:r>
+        <w:t xml:space="preserve">    die("Kết nối thất bại: " . $e-&gt;getMessage()); </w:t>
+      </w:r>
+    </w:p>
+    <w:p>
+      <w:pPr>
+        <w:ind w:left="720"/>
+      </w:pPr>
+      <w:r>
+        <w:t xml:space="preserve">} </w:t>
+      </w:r>
+    </w:p>
+    <w:p>
+      <w:pPr>
+        <w:ind w:left="720"/>
+      </w:pPr>
+      <w:r>
+        <w:t xml:space="preserve">// === KẾT THÚC KẾT NỐI PDO === </w:t>
+      </w:r>
+    </w:p>
+    <w:p>
+      <w:pPr>
+        <w:ind w:left="720"/>
+      </w:pPr>
       <w:r>
         <w:t> </w:t>
       </w:r>
     </w:p>
     <w:p>
-      <w:r>
-        <w:t xml:space="preserve">try { </w:t>
-      </w:r>
-    </w:p>
-    <w:p>
-      <w:r>
-        <w:t xml:space="preserve">    // TODO 1: Tạo đối tượng PDO để kết nối CSDL </w:t>
-      </w:r>
-    </w:p>
-    <w:p>
-      <w:r>
-        <w:t xml:space="preserve">    // Gợi ý: $pdo = new PDO(...); </w:t>
-      </w:r>
-    </w:p>
-    <w:p>
-      <w:r>
-        <w:t xml:space="preserve">    $pdo = new PDO($dsn, $username, $password); </w:t>
-      </w:r>
-    </w:p>
-    <w:p>
-      <w:r>
-        <w:t xml:space="preserve">    $pdo-&gt;setAttribute(PDO::ATTR_ERRMODE, PDO::ERRMODE_EXCEPTION); </w:t>
-      </w:r>
-    </w:p>
-    <w:p>
-      <w:r>
-        <w:t xml:space="preserve">} catch (PDOException $e) { </w:t>
-      </w:r>
-    </w:p>
-    <w:p>
-      <w:r>
-        <w:t xml:space="preserve">    die("Kết nối thất bại: " . $e-&gt;getMessage()); </w:t>
-      </w:r>
-    </w:p>
-    <w:p>
+      <w:pPr>
+        <w:ind w:left="720"/>
+      </w:pPr>
+      <w:r>
+        <w:t> </w:t>
+      </w:r>
+    </w:p>
+    <w:p>
+      <w:pPr>
+        <w:ind w:left="720"/>
+      </w:pPr>
+      <w:r>
+        <w:t xml:space="preserve">// === LOGIC CỦA CONTROLLER === </w:t>
+      </w:r>
+    </w:p>
+    <w:p>
+      <w:pPr>
+        <w:ind w:left="720"/>
+      </w:pPr>
+      <w:r>
+        <w:t> </w:t>
+      </w:r>
+    </w:p>
+    <w:p>
+      <w:pPr>
+        <w:ind w:left="720"/>
+      </w:pPr>
+      <w:r>
+        <w:t xml:space="preserve">// TODO 8: Kiểm tra xem có hành động POST (thêm sinh viên) không </w:t>
+      </w:r>
+    </w:p>
+    <w:p>
+      <w:pPr>
+        <w:ind w:left="720"/>
+      </w:pPr>
+      <w:r>
+        <w:t xml:space="preserve">if (isset($_POST['ten_sinh_vien'])) { </w:t>
+      </w:r>
+    </w:p>
+    <w:p>
+      <w:pPr>
+        <w:ind w:left="720"/>
+      </w:pPr>
+      <w:r>
+        <w:t>     </w:t>
+      </w:r>
+    </w:p>
+    <w:p>
+      <w:pPr>
+        <w:ind w:left="720"/>
+      </w:pPr>
+      <w:r>
+        <w:t xml:space="preserve">    // TODO 9: Nếu có, lấy $ten và $email từ $_POST </w:t>
+      </w:r>
+    </w:p>
+    <w:p>
+      <w:pPr>
+        <w:ind w:left="720"/>
+      </w:pPr>
+      <w:r>
+        <w:t xml:space="preserve">    $ten = $_POST['ten_sinh_vien']; </w:t>
+      </w:r>
+    </w:p>
+    <w:p>
+      <w:pPr>
+        <w:ind w:left="720"/>
+      </w:pPr>
+      <w:r>
+        <w:t xml:space="preserve">    $email = $_POST['email']; </w:t>
+      </w:r>
+    </w:p>
+    <w:p>
+      <w:pPr>
+        <w:ind w:left="720"/>
+      </w:pPr>
+      <w:r>
+        <w:t> </w:t>
+      </w:r>
+    </w:p>
+    <w:p>
+      <w:pPr>
+        <w:ind w:left="720"/>
+      </w:pPr>
+      <w:r>
+        <w:t xml:space="preserve">    // TODO 10: Gọi hàm addSinhVien() từ Model </w:t>
+      </w:r>
+    </w:p>
+    <w:p>
+      <w:pPr>
+        <w:ind w:left="720"/>
+      </w:pPr>
+      <w:r>
+        <w:t xml:space="preserve">    addSinhVien($pdo, $ten, $email); </w:t>
+      </w:r>
+    </w:p>
+    <w:p>
+      <w:pPr>
+        <w:ind w:left="720"/>
+      </w:pPr>
+      <w:r>
+        <w:t> </w:t>
+      </w:r>
+    </w:p>
+    <w:p>
+      <w:pPr>
+        <w:ind w:left="720"/>
+      </w:pPr>
+      <w:r>
+        <w:t xml:space="preserve">    // TODO 11: Chuyển hướng về index.php để "làm mới" trang </w:t>
+      </w:r>
+    </w:p>
+    <w:p>
+      <w:pPr>
+        <w:ind w:left="720"/>
+      </w:pPr>
+      <w:r>
+        <w:t xml:space="preserve">    header('Location: index.php'); </w:t>
+      </w:r>
+    </w:p>
+    <w:p>
+      <w:pPr>
+        <w:ind w:left="720"/>
+      </w:pPr>
+      <w:r>
+        <w:t xml:space="preserve">    exit; </w:t>
+      </w:r>
+    </w:p>
+    <w:p>
+      <w:pPr>
+        <w:ind w:left="720"/>
+      </w:pPr>
       <w:r>
         <w:t xml:space="preserve">} </w:t>
       </w:r>
     </w:p>
     <w:p>
+      <w:pPr>
+        <w:ind w:left="720"/>
+      </w:pPr>
       <w:r>
         <w:t> </w:t>
       </w:r>
     </w:p>
     <w:p>
-      <w:r>
-        <w:t xml:space="preserve">// === LOGIC THÊM SINH VIÊN (XỬ LÝ FORM POST) === </w:t>
-      </w:r>
-    </w:p>
-    <w:p>
-      <w:r>
-        <w:t xml:space="preserve">// TODO 2: Kiểm tra xem form đã được gửi đi (method POST) và có 'ten_sinh_vien' không </w:t>
-      </w:r>
-    </w:p>
-    <w:p>
-      <w:r>
-        <w:t xml:space="preserve">if ($_SERVER['REQUEST_METHOD'] === 'POST' &amp;&amp; isset($_POST['ten_sinh_vien'])) { </w:t>
-      </w:r>
-    </w:p>
-    <w:p>
-      <w:r>
-        <w:t>     </w:t>
-      </w:r>
-    </w:p>
-    <w:p>
-      <w:r>
-        <w:t xml:space="preserve">    // TODO 3: Lấy dữ liệu 'ten_sinh_vien' và 'email' từ $_POST </w:t>
-      </w:r>
-    </w:p>
-    <w:p>
-      <w:r>
-        <w:t xml:space="preserve">    $ten = trim($_POST['ten_sinh_vien']); </w:t>
-      </w:r>
-    </w:p>
-    <w:p>
+      <w:pPr>
+        <w:ind w:left="720"/>
+      </w:pPr>
       <w:r>
         <w:lastRenderedPageBreak/>
-        <w:t xml:space="preserve">    $email = trim($_POST['email']); </w:t>
-      </w:r>
-    </w:p>
-    <w:p>
+        <w:t xml:space="preserve">// TODO 12: (Luôn luôn) Gọi hàm getAllSinhVien() từ Model </w:t>
+      </w:r>
+    </w:p>
+    <w:p>
+      <w:pPr>
+        <w:ind w:left="720"/>
+      </w:pPr>
+      <w:r>
+        <w:t xml:space="preserve">$danh_sach_sv = getAllSinhVien($pdo); </w:t>
+      </w:r>
+    </w:p>
+    <w:p>
+      <w:pPr>
+        <w:ind w:left="720"/>
+      </w:pPr>
       <w:r>
         <w:t> </w:t>
       </w:r>
     </w:p>
     <w:p>
-      <w:r>
-        <w:t xml:space="preserve">    // TODO 4: Viết câu lệnh SQL INSERT với Prepared Statement (dùng dấu ?) </w:t>
-      </w:r>
-    </w:p>
-    <w:p>
-      <w:r>
-        <w:t xml:space="preserve">    $sql = "INSERT INTO sinhvien (ten_sinh_vien, email) VALUES (?, ?)"; </w:t>
-      </w:r>
-    </w:p>
-    <w:p>
-      <w:r>
-        <w:t>     </w:t>
-      </w:r>
-    </w:p>
-    <w:p>
-      <w:r>
-        <w:t xml:space="preserve">    $stmt = $pdo-&gt;prepare($sql); </w:t>
-      </w:r>
-    </w:p>
-    <w:p>
-      <w:r>
-        <w:t xml:space="preserve">    $stmt-&gt;execute([$ten, $email]); </w:t>
-      </w:r>
-    </w:p>
-    <w:p>
-      <w:r>
-        <w:t> </w:t>
-      </w:r>
-    </w:p>
-    <w:p>
-      <w:r>
-        <w:t xml:space="preserve">    // TODO 6: (Tùy chọn) Chuyển hướng về chính trang này để "làm mới" </w:t>
-      </w:r>
-    </w:p>
-    <w:p>
-      <w:r>
-        <w:t xml:space="preserve">    header('Location: chapter4.php'); </w:t>
-      </w:r>
-    </w:p>
-    <w:p>
-      <w:r>
-        <w:t>    exit; // Dừng script ngay sau khi chuyển hướng</w:t>
-      </w:r>
-    </w:p>
-    <w:p>
-      <w:r>
-        <w:t xml:space="preserve">} </w:t>
-      </w:r>
-    </w:p>
-    <w:p>
-      <w:r>
-        <w:t> </w:t>
-      </w:r>
-    </w:p>
-    <w:p>
-      <w:r>
-        <w:t xml:space="preserve">// === LOGIC LẤY DANH SÁCH SINH VIÊN (SELECT) === </w:t>
-      </w:r>
-    </w:p>
-    <w:p>
-      <w:r>
-        <w:t xml:space="preserve">// TODO 7: Viết câu lệnh SQL SELECT * </w:t>
-      </w:r>
-    </w:p>
-    <w:p>
-      <w:r>
-        <w:t xml:space="preserve">$sql_select = "SELECT * FROM sinhvien ORDER BY ngay_tao DESC"; </w:t>
-      </w:r>
-    </w:p>
-    <w:p>
-      <w:r>
-        <w:t> </w:t>
-      </w:r>
-    </w:p>
-    <w:p>
-      <w:r>
-        <w:t xml:space="preserve">// TODO 8: Thực thi câu lệnh SELECT (không cần prepare vì không có tham số) </w:t>
-      </w:r>
-    </w:p>
-    <w:p>
-      <w:r>
-        <w:t xml:space="preserve">$stmt_select = $pdo-&gt;query($sql_select); </w:t>
-      </w:r>
-    </w:p>
-    <w:p>
-      <w:r>
-        <w:t> </w:t>
-      </w:r>
-    </w:p>
-    <w:p>
+      <w:pPr>
+        <w:ind w:left="720"/>
+      </w:pPr>
+      <w:r>
+        <w:t xml:space="preserve">// TODO 13: (Rất quan trọng) Import (include) tệp View ở cuối cùng </w:t>
+      </w:r>
+    </w:p>
+    <w:p>
+      <w:pPr>
+        <w:ind w:left="720"/>
+      </w:pPr>
+      <w:r>
+        <w:t xml:space="preserve">// Tệp View sẽ tự động "nhìn thấy" biến $danh_sach_sv mà ta vừa tạo </w:t>
+      </w:r>
+    </w:p>
+    <w:p>
+      <w:pPr>
+        <w:ind w:left="720"/>
+      </w:pPr>
+      <w:r>
+        <w:t xml:space="preserve">include 'views/sinhvien_view.php'; </w:t>
+      </w:r>
+    </w:p>
+    <w:p>
+      <w:pPr>
+        <w:ind w:left="720"/>
+      </w:pPr>
       <w:r>
         <w:t xml:space="preserve">?&gt; </w:t>
       </w:r>
     </w:p>
     <w:p>
-      <w:r>
-        <w:t xml:space="preserve">&lt;!DOCTYPE html&gt; </w:t>
-      </w:r>
-    </w:p>
-    <w:p>
-      <w:r>
-        <w:t xml:space="preserve">&lt;html lang="vi"&gt; </w:t>
-      </w:r>
-    </w:p>
-    <w:p>
-      <w:r>
-        <w:t xml:space="preserve">&lt;head&gt; </w:t>
-      </w:r>
-    </w:p>
-    <w:p>
-      <w:r>
-        <w:t xml:space="preserve">    &lt;meta charset="UTF-8"&gt; </w:t>
-      </w:r>
-    </w:p>
-    <w:p>
-      <w:r>
-        <w:t xml:space="preserve">    &lt;title&gt;PHT Chương 4 - Website hướng dữ liệu&lt;/title&gt; </w:t>
-      </w:r>
-    </w:p>
-    <w:p>
-      <w:r>
-        <w:lastRenderedPageBreak/>
-        <w:t xml:space="preserve">    &lt;style&gt; </w:t>
-      </w:r>
-    </w:p>
-    <w:p>
-      <w:r>
-        <w:t xml:space="preserve">        table { width: 100%; border-collapse: collapse; } </w:t>
-      </w:r>
-    </w:p>
-    <w:p>
-      <w:r>
-        <w:t xml:space="preserve">        th, td { border: 1px solid #ddd; padding: 8px; } </w:t>
-      </w:r>
-    </w:p>
-    <w:p>
-      <w:r>
-        <w:t xml:space="preserve">        th { background-color: #f2f2f2; } </w:t>
-      </w:r>
-    </w:p>
-    <w:p>
-      <w:r>
-        <w:t xml:space="preserve">    &lt;/style&gt; </w:t>
-      </w:r>
-    </w:p>
-    <w:p>
-      <w:r>
-        <w:t xml:space="preserve">&lt;/head&gt; </w:t>
-      </w:r>
-    </w:p>
-    <w:p>
-      <w:r>
-        <w:t xml:space="preserve">&lt;body&gt; </w:t>
-      </w:r>
-    </w:p>
-    <w:p>
-      <w:r>
-        <w:t xml:space="preserve">    &lt;h2&gt;Thêm Sinh Viên Mới (Chủ đề 4.3)&lt;/h2&gt; </w:t>
-      </w:r>
-    </w:p>
-    <w:p>
-      <w:r>
-        <w:t xml:space="preserve">    &lt;form action="chapter4.php" method="POST"&gt; </w:t>
-      </w:r>
-    </w:p>
-    <w:p>
-      <w:r>
-        <w:t xml:space="preserve">        Tên sinh viên: &lt;input type="text" name="ten_sinh_vien" required&gt; </w:t>
-      </w:r>
-    </w:p>
-    <w:p>
-      <w:r>
-        <w:t xml:space="preserve">        Email: &lt;input type="email" name="email" required&gt; </w:t>
-      </w:r>
-    </w:p>
-    <w:p>
-      <w:r>
-        <w:t xml:space="preserve">        &lt;button type="submit"&gt;Thêm&lt;/button&gt; </w:t>
-      </w:r>
-    </w:p>
-    <w:p>
-      <w:r>
-        <w:t xml:space="preserve">    &lt;/form&gt; </w:t>
-      </w:r>
-    </w:p>
-    <w:p>
-      <w:r>
-        <w:t> </w:t>
-      </w:r>
-    </w:p>
-    <w:p>
-      <w:r>
-        <w:t xml:space="preserve">    &lt;h2&gt;Danh Sách Sinh Viên (Chủ đề 4.2)&lt;/h2&gt; </w:t>
-      </w:r>
-    </w:p>
-    <w:p>
-      <w:r>
-        <w:t xml:space="preserve">    &lt;table&gt; </w:t>
-      </w:r>
-    </w:p>
-    <w:p>
-      <w:r>
-        <w:t xml:space="preserve">        &lt;tr&gt; </w:t>
-      </w:r>
-    </w:p>
-    <w:p>
-      <w:r>
-        <w:t xml:space="preserve">            &lt;th&gt;ID&lt;/th&gt; </w:t>
-      </w:r>
-    </w:p>
-    <w:p>
-      <w:r>
-        <w:t xml:space="preserve">            &lt;th&gt;Tên Sinh Viên&lt;/th&gt; </w:t>
-      </w:r>
-    </w:p>
-    <w:p>
-      <w:r>
-        <w:t xml:space="preserve">            &lt;th&gt;Email&lt;/th&gt; </w:t>
-      </w:r>
-    </w:p>
-    <w:p>
-      <w:r>
-        <w:t xml:space="preserve">            &lt;th&gt;Ngày Tạo&lt;/th&gt; </w:t>
-      </w:r>
-    </w:p>
-    <w:p>
-      <w:r>
-        <w:t xml:space="preserve">        &lt;/tr&gt; </w:t>
-      </w:r>
-    </w:p>
-    <w:p>
-      <w:r>
-        <w:t xml:space="preserve">        &lt;?php </w:t>
-      </w:r>
-    </w:p>
-    <w:p>
-      <w:r>
-        <w:t xml:space="preserve">        // TODO 9: Dùng vòng lặp (ví dụ: while) để duyệt qua kết quả $stmt_select </w:t>
-      </w:r>
-    </w:p>
-    <w:p>
-      <w:r>
-        <w:t xml:space="preserve">        while ($row = $stmt_select-&gt;fetch(PDO::FETCH_ASSOC)) { </w:t>
-      </w:r>
-    </w:p>
-    <w:p>
-      <w:r>
-        <w:t>         </w:t>
-      </w:r>
-    </w:p>
-    <w:p>
-      <w:r>
-        <w:lastRenderedPageBreak/>
-        <w:t xml:space="preserve">            // TODO 10: In (echo) các dòng &lt;tr&gt; và &lt;td&gt; chứa dữ liệu $row </w:t>
-      </w:r>
-    </w:p>
-    <w:p>
-      <w:r>
-        <w:t xml:space="preserve">            echo "&lt;tr&gt;"; </w:t>
-      </w:r>
-    </w:p>
-    <w:p>
-      <w:r>
-        <w:t xml:space="preserve">            echo "&lt;td&gt;" . htmlspecialchars($row['id']) . "&lt;/td&gt;"; </w:t>
-      </w:r>
-    </w:p>
-    <w:p>
-      <w:r>
-        <w:t xml:space="preserve">            echo "&lt;td&gt;" . htmlspecialchars($row['ten_sinh_vien']) . "&lt;/td&gt;"; </w:t>
-      </w:r>
-    </w:p>
-    <w:p>
-      <w:r>
-        <w:t xml:space="preserve">            echo "&lt;td&gt;" . htmlspecialchars($row['email']) . "&lt;/td&gt;"; </w:t>
-      </w:r>
-    </w:p>
-    <w:p>
-      <w:r>
-        <w:t xml:space="preserve">            echo "&lt;td&gt;" . htmlspecialchars($row['ngay_tao']) . "&lt;/td&gt;"; </w:t>
-      </w:r>
-    </w:p>
-    <w:p>
-      <w:r>
-        <w:t xml:space="preserve">            echo "&lt;/tr&gt;"; </w:t>
-      </w:r>
-    </w:p>
-    <w:p>
-      <w:r>
-        <w:t>             </w:t>
-      </w:r>
-    </w:p>
-    <w:p>
-      <w:r>
-        <w:t>        } // Đóng vòng lặp while</w:t>
-      </w:r>
-    </w:p>
-    <w:p>
-      <w:r>
-        <w:t>         </w:t>
-      </w:r>
-    </w:p>
-    <w:p>
-      <w:r>
-        <w:t>        ?&gt;</w:t>
-      </w:r>
-    </w:p>
-    <w:p>
-      <w:r>
-        <w:t xml:space="preserve">            </w:t>
-      </w:r>
-    </w:p>
-    <w:p>
-      <w:r>
-        <w:t xml:space="preserve">    &lt;/table&gt; </w:t>
-      </w:r>
-    </w:p>
-    <w:p>
-      <w:r>
-        <w:t xml:space="preserve">&lt;/body&gt; </w:t>
-      </w:r>
-    </w:p>
-    <w:p>
-      <w:r>
-        <w:t>&lt;/html&gt;</w:t>
-      </w:r>
-    </w:p>
-    <w:p>
-      <w:r>
-        <w:t xml:space="preserve">B. Ảnh chụp màn hình Kết quả (BẮT BUỘC CẢ 2 ẢNH): </w:t>
-      </w:r>
+      <w:pPr>
+        <w:ind w:left="720"/>
+      </w:pPr>
+    </w:p>
+    <w:p>
+      <w:pPr>
+        <w:ind w:left="720"/>
+      </w:pPr>
     </w:p>
     <w:p>
       <w:pPr>
         <w:ind w:firstLine="720"/>
       </w:pPr>
       <w:r>
-        <w:t xml:space="preserve">1. Ảnh 1 (phpMyAdmin): Chụp màn hình tab "Browse" (Duyệt) của bảng sinhvien trong phpMyAdmin, cho thấy bạn đã INSERT thành công ít nhất 2-3 sinh viên. </w:t>
-      </w:r>
-    </w:p>
-    <w:p>
-      <w:r>
-        <w:lastRenderedPageBreak/>
+        <w:t>Ảnh B:</w:t>
+      </w:r>
+    </w:p>
+    <w:p>
+      <w:r>
         <w:drawing>
-          <wp:inline distT="0" distB="0" distL="0" distR="0" wp14:anchorId="4F1D07EF" wp14:editId="27C645A0">
+          <wp:inline distT="0" distB="0" distL="0" distR="0" wp14:anchorId="4213D47C" wp14:editId="759393BF">
             <wp:extent cx="5943600" cy="3342005"/>
             <wp:effectExtent l="0" t="0" r="0" b="0"/>
-            <wp:docPr id="848098970" name="Picture 1" descr="A screenshot of a computer&#10;&#10;AI-generated content may be incorrect."/>
+            <wp:docPr id="2090567910" name="Picture 1" descr="A screenshot of a computer&#10;&#10;AI-generated content may be incorrect."/>
             <wp:cNvGraphicFramePr>
               <a:graphicFrameLocks xmlns:a="http://schemas.openxmlformats.org/drawingml/2006/main" noChangeAspect="1"/>
             </wp:cNvGraphicFramePr>
@@ -498,7 +1106,7 @@
               <a:graphicData uri="http://schemas.openxmlformats.org/drawingml/2006/picture">
                 <pic:pic xmlns:pic="http://schemas.openxmlformats.org/drawingml/2006/picture">
                   <pic:nvPicPr>
-                    <pic:cNvPr id="848098970" name="Picture 1" descr="A screenshot of a computer&#10;&#10;AI-generated content may be incorrect."/>
+                    <pic:cNvPr id="2090567910" name="Picture 1" descr="A screenshot of a computer&#10;&#10;AI-generated content may be incorrect."/>
                     <pic:cNvPicPr/>
                   </pic:nvPicPr>
                   <pic:blipFill>
@@ -525,110 +1133,18 @@
     </w:p>
     <w:p>
       <w:r>
-        <w:drawing>
-          <wp:inline distT="0" distB="0" distL="0" distR="0" wp14:anchorId="7C69D0E1" wp14:editId="027F4C11">
-            <wp:extent cx="5943600" cy="3338830"/>
-            <wp:effectExtent l="0" t="0" r="0" b="0"/>
-            <wp:docPr id="1374182508" name="Picture 1" descr="A screenshot of a computer&#10;&#10;AI-generated content may be incorrect."/>
-            <wp:cNvGraphicFramePr>
-              <a:graphicFrameLocks xmlns:a="http://schemas.openxmlformats.org/drawingml/2006/main" noChangeAspect="1"/>
-            </wp:cNvGraphicFramePr>
-            <a:graphic xmlns:a="http://schemas.openxmlformats.org/drawingml/2006/main">
-              <a:graphicData uri="http://schemas.openxmlformats.org/drawingml/2006/picture">
-                <pic:pic xmlns:pic="http://schemas.openxmlformats.org/drawingml/2006/picture">
-                  <pic:nvPicPr>
-                    <pic:cNvPr id="1374182508" name="Picture 1" descr="A screenshot of a computer&#10;&#10;AI-generated content may be incorrect."/>
-                    <pic:cNvPicPr/>
-                  </pic:nvPicPr>
-                  <pic:blipFill>
-                    <a:blip r:embed="rId5"/>
-                    <a:stretch>
-                      <a:fillRect/>
-                    </a:stretch>
-                  </pic:blipFill>
-                  <pic:spPr>
-                    <a:xfrm>
-                      <a:off x="0" y="0"/>
-                      <a:ext cx="5943600" cy="3338830"/>
-                    </a:xfrm>
-                    <a:prstGeom prst="rect">
-                      <a:avLst/>
-                    </a:prstGeom>
-                  </pic:spPr>
-                </pic:pic>
-              </a:graphicData>
-            </a:graphic>
-          </wp:inline>
-        </w:drawing>
-      </w:r>
-    </w:p>
-    <w:p/>
-    <w:p>
-      <w:pPr>
-        <w:ind w:firstLine="720"/>
-      </w:pPr>
-      <w:r>
-        <w:t xml:space="preserve">2. Ảnh 2 (Trình duyệt Web): Chụp ảnh màn hình trang chapter4.php của bạn, hiển thị đúng 2-3 sinh viên mà bạn vừa thêm (chứng minh SELECT thành công). </w:t>
-      </w:r>
-    </w:p>
-    <w:p>
-      <w:r>
-        <w:lastRenderedPageBreak/>
-        <w:drawing>
-          <wp:inline distT="0" distB="0" distL="0" distR="0" wp14:anchorId="4C23796A" wp14:editId="56C4D4DC">
-            <wp:extent cx="5943600" cy="3342005"/>
-            <wp:effectExtent l="0" t="0" r="0" b="0"/>
-            <wp:docPr id="881023645" name="Picture 1" descr="A screenshot of a computer&#10;&#10;AI-generated content may be incorrect."/>
-            <wp:cNvGraphicFramePr>
-              <a:graphicFrameLocks xmlns:a="http://schemas.openxmlformats.org/drawingml/2006/main" noChangeAspect="1"/>
-            </wp:cNvGraphicFramePr>
-            <a:graphic xmlns:a="http://schemas.openxmlformats.org/drawingml/2006/main">
-              <a:graphicData uri="http://schemas.openxmlformats.org/drawingml/2006/picture">
-                <pic:pic xmlns:pic="http://schemas.openxmlformats.org/drawingml/2006/picture">
-                  <pic:nvPicPr>
-                    <pic:cNvPr id="881023645" name="Picture 1" descr="A screenshot of a computer&#10;&#10;AI-generated content may be incorrect."/>
-                    <pic:cNvPicPr/>
-                  </pic:nvPicPr>
-                  <pic:blipFill>
-                    <a:blip r:embed="rId6"/>
-                    <a:stretch>
-                      <a:fillRect/>
-                    </a:stretch>
-                  </pic:blipFill>
-                  <pic:spPr>
-                    <a:xfrm>
-                      <a:off x="0" y="0"/>
-                      <a:ext cx="5943600" cy="3342005"/>
-                    </a:xfrm>
-                    <a:prstGeom prst="rect">
-                      <a:avLst/>
-                    </a:prstGeom>
-                  </pic:spPr>
-                </pic:pic>
-              </a:graphicData>
-            </a:graphic>
-          </wp:inline>
-        </w:drawing>
-      </w:r>
-    </w:p>
-    <w:p>
-      <w:r>
-        <w:t xml:space="preserve">(Dán Code A và Ảnh B1, B2 của bạn vào đây) </w:t>
-      </w:r>
-    </w:p>
-    <w:p>
-      <w:r>
-        <w:t xml:space="preserve">4. Câu hỏi Phản biện (Bắt buộc) Sau khi hoàn thành Phần 2 &amp; 3, hãy đặt 01 câu hỏi tư duy. (Gợi ý: "Hãy giải thích SQL Injection là gì? Tại sao việc cộng chuỗi INSERT INTO sinhvien (ten) VALUES ('$ten') lại nguy hiểm, và tại sao cách dùng execute([$ten]) (Prepared Statement) lại an toàn hơn?"). </w:t>
-      </w:r>
-    </w:p>
-    <w:p>
-      <w:r>
-        <w:t xml:space="preserve">Câu hỏi của tôi là: </w:t>
-      </w:r>
-    </w:p>
-    <w:p>
-      <w:r>
-        <w:t>Tại sao cần dùng header('Location: ...') và exit; sau khi xử lý form POST? Điều gì xảy ra nếu người dùng nhấn F5 (refresh) sau khi submit form mà không có đoạn code chuyển hướng này?</w:t>
+        <w:t xml:space="preserve">4. Câu hỏi Phản biện (Bắt buộc) Sau khi hoàn thành Phần 2 &amp; 3, hãy đặt 01 câu hỏi tư duy. (Gợi ý: "Trong file views/sinhvien_view.php, tại sao chúng ta tuyệt đối không được phép viết code kết nối PDO hay SELECT *? Lợi ích của việc 'cấm' View làm việc trực tiếp với CSDL là gì?"). </w:t>
+      </w:r>
+    </w:p>
+    <w:p>
+      <w:r>
+        <w:t>Câu hỏi của tôi là</w:t>
+      </w:r>
+      <w:r>
+        <w:t xml:space="preserve">: </w:t>
+      </w:r>
+      <w:r>
+        <w:t>Tại sao phải dùng header('Location: index.php') sau khi thêm sinh viên thay vì chỉ hiển thị thông báo 'Thêm thành công'? Lợi ích của việc chuyển hướng là gì?</w:t>
       </w:r>
     </w:p>
     <w:p/>

--- a/PHT4.docx
+++ b/PHT4.docx
@@ -4,1101 +4,496 @@
   <w:body>
     <w:p>
       <w:r>
-        <w:t xml:space="preserve">3. Yêu cầu Bằng chứng (Proof of Work) </w:t>
-      </w:r>
-    </w:p>
-    <w:p>
-      <w:r>
-        <w:t xml:space="preserve">Bạn phải nộp lại 2 bằng chứng sau: </w:t>
-      </w:r>
-    </w:p>
-    <w:p>
-      <w:r>
-        <w:t xml:space="preserve">A. Code đã hoàn thiện: Dán (paste) toàn bộ code của cả 3 tệp bạn đã sửa: </w:t>
-      </w:r>
-    </w:p>
-    <w:p>
-      <w:pPr>
-        <w:ind w:left="720"/>
-      </w:pPr>
-      <w:r>
-        <w:t xml:space="preserve">1. models/SinhVienModel.php </w:t>
-      </w:r>
-    </w:p>
-    <w:p>
-      <w:pPr>
-        <w:ind w:left="720"/>
-      </w:pPr>
-      <w:r>
-        <w:t xml:space="preserve">2. views/sinhvien_view.php </w:t>
-      </w:r>
-    </w:p>
-    <w:p>
-      <w:pPr>
-        <w:ind w:left="720"/>
-      </w:pPr>
-      <w:r>
-        <w:t xml:space="preserve">3. index.php </w:t>
-      </w:r>
-    </w:p>
-    <w:p>
-      <w:r>
-        <w:t xml:space="preserve">B. Ảnh chụp màn hình Kết quả (Trình duyệt Web): Chạy tệp index.php của bạn trên XAMPP (ví dụ: http://localhost/chapter5/) và chụp ảnh màn hình trình duyệt. </w:t>
-      </w:r>
-    </w:p>
-    <w:p>
-      <w:r>
-        <w:t xml:space="preserve">Lưu ý: Kết quả trông phải giống hệt PHT Chương 4 (chứng minh việc tái cấu trúc đã thành công mà không làm thay đổi giao diện). </w:t>
-      </w:r>
-    </w:p>
-    <w:p>
-      <w:r>
-        <w:t xml:space="preserve">(Dán Code A1, A2, A3 và Ảnh B của bạn vào đây) </w:t>
-      </w:r>
-    </w:p>
-    <w:p>
-      <w:pPr>
-        <w:ind w:left="720"/>
-      </w:pPr>
-      <w:r>
-        <w:t xml:space="preserve">1. models/SinhVienModel.php </w:t>
-      </w:r>
-    </w:p>
-    <w:p>
-      <w:pPr>
-        <w:ind w:left="720"/>
-      </w:pPr>
-      <w:r>
-        <w:tab/>
-      </w:r>
+        <w:t xml:space="preserve">3. Yêu cầu Bằng chứng (Proof of Work) Bạn phải nộp lại 2 bằng chứng sau: </w:t>
+      </w:r>
+    </w:p>
+    <w:p>
+      <w:r>
+        <w:t xml:space="preserve">A. Code đã hoàn thiện: Dán (paste) toàn bộ code của tệp chapter4.php mà bạn đã hoàn thiện. </w:t>
+      </w:r>
+    </w:p>
+    <w:p>
+      <w:r>
+        <w:t xml:space="preserve">Code: </w:t>
+      </w:r>
+    </w:p>
+    <w:p>
       <w:r>
         <w:t xml:space="preserve">&lt;?php </w:t>
       </w:r>
     </w:p>
     <w:p>
-      <w:pPr>
-        <w:ind w:left="720"/>
-      </w:pPr>
-      <w:r>
-        <w:t xml:space="preserve">// Tệp Model sẽ chứa tất cả logic truy vấn CSDL </w:t>
-      </w:r>
-    </w:p>
-    <w:p>
-      <w:pPr>
-        <w:ind w:left="720"/>
-      </w:pPr>
+      <w:r>
+        <w:t xml:space="preserve">// === THIẾT LẬP KẾT NỐI PDO === </w:t>
+      </w:r>
+    </w:p>
+    <w:p>
+      <w:r>
+        <w:t xml:space="preserve">$host = '127.0.0.1'; // hoặc localhost </w:t>
+      </w:r>
+    </w:p>
+    <w:p>
+      <w:r>
+        <w:t>$dbname = 'hoc tap'; // Tên CSDL bạn vừa tạo</w:t>
+      </w:r>
+    </w:p>
+    <w:p>
+      <w:r>
+        <w:t xml:space="preserve">$username = 'root'; // Username mặc định của XAMPP </w:t>
+      </w:r>
+    </w:p>
+    <w:p>
+      <w:r>
+        <w:t xml:space="preserve">$password = ''; // Password mặc định của XAMPP (rỗng) </w:t>
+      </w:r>
+    </w:p>
+    <w:p>
+      <w:r>
+        <w:t xml:space="preserve">$dsn = "mysql:host=$host;dbname=$dbname;charset=utf8mb4"; </w:t>
+      </w:r>
+    </w:p>
+    <w:p>
       <w:r>
         <w:t> </w:t>
       </w:r>
     </w:p>
     <w:p>
-      <w:pPr>
-        <w:ind w:left="720"/>
-      </w:pPr>
-      <w:r>
-        <w:t xml:space="preserve">// TODO 1: Viết 1 hàm tên là getAllSinhVien() </w:t>
-      </w:r>
-    </w:p>
-    <w:p>
-      <w:pPr>
-        <w:ind w:left="720"/>
-      </w:pPr>
-      <w:r>
-        <w:t xml:space="preserve">// Hàm này nhận 1 tham số là $pdo (đối tượng PDO) </w:t>
-      </w:r>
-    </w:p>
-    <w:p>
-      <w:pPr>
-        <w:ind w:left="720"/>
-      </w:pPr>
-      <w:r>
-        <w:t xml:space="preserve">// Bên trong hàm, thực thi câu lệnh SELECT * FROM sinhvien </w:t>
-      </w:r>
-    </w:p>
-    <w:p>
-      <w:pPr>
-        <w:ind w:left="720"/>
-      </w:pPr>
-      <w:r>
-        <w:t xml:space="preserve">// Hàm trả về kết quả (dùng fetchAll) </w:t>
-      </w:r>
-    </w:p>
-    <w:p>
-      <w:pPr>
-        <w:ind w:left="720"/>
-      </w:pPr>
+      <w:r>
+        <w:t xml:space="preserve">try { </w:t>
+      </w:r>
+    </w:p>
+    <w:p>
+      <w:r>
+        <w:t xml:space="preserve">    // TODO 1: Tạo đối tượng PDO để kết nối CSDL </w:t>
+      </w:r>
+    </w:p>
+    <w:p>
+      <w:r>
+        <w:t xml:space="preserve">    // Gợi ý: $pdo = new PDO(...); </w:t>
+      </w:r>
+    </w:p>
+    <w:p>
+      <w:r>
+        <w:t xml:space="preserve">    $pdo = new PDO($dsn, $username, $password); </w:t>
+      </w:r>
+    </w:p>
+    <w:p>
+      <w:r>
+        <w:t xml:space="preserve">    $pdo-&gt;setAttribute(PDO::ATTR_ERRMODE, PDO::ERRMODE_EXCEPTION); </w:t>
+      </w:r>
+    </w:p>
+    <w:p>
+      <w:r>
+        <w:t xml:space="preserve">} catch (PDOException $e) { </w:t>
+      </w:r>
+    </w:p>
+    <w:p>
+      <w:r>
+        <w:t xml:space="preserve">    die("Kết nối thất bại: " . $e-&gt;getMessage()); </w:t>
+      </w:r>
+    </w:p>
+    <w:p>
+      <w:r>
+        <w:t xml:space="preserve">} </w:t>
+      </w:r>
+    </w:p>
+    <w:p>
       <w:r>
         <w:t> </w:t>
       </w:r>
     </w:p>
     <w:p>
-      <w:pPr>
-        <w:ind w:left="720"/>
-      </w:pPr>
-      <w:r>
-        <w:t xml:space="preserve">function getAllSinhVien($pdo) { </w:t>
-      </w:r>
-    </w:p>
-    <w:p>
-      <w:pPr>
-        <w:ind w:left="720"/>
-      </w:pPr>
-      <w:r>
-        <w:t xml:space="preserve">    $sql = "SELECT * FROM sinhvien"; </w:t>
-      </w:r>
-    </w:p>
-    <w:p>
-      <w:pPr>
-        <w:ind w:left="720"/>
-      </w:pPr>
-      <w:r>
-        <w:t xml:space="preserve">    $stmt = $pdo-&gt;query($sql); </w:t>
-      </w:r>
-    </w:p>
-    <w:p>
-      <w:pPr>
-        <w:ind w:left="720"/>
-      </w:pPr>
-      <w:r>
-        <w:t xml:space="preserve">    return $stmt-&gt;fetchAll(PDO::FETCH_ASSOC); </w:t>
-      </w:r>
-    </w:p>
-    <w:p>
-      <w:pPr>
-        <w:ind w:left="720"/>
-      </w:pPr>
+      <w:r>
+        <w:t xml:space="preserve">// === LOGIC THÊM SINH VIÊN (XỬ LÝ FORM POST) === </w:t>
+      </w:r>
+    </w:p>
+    <w:p>
+      <w:r>
+        <w:t xml:space="preserve">// TODO 2: Kiểm tra xem form đã được gửi đi (method POST) và có 'ten_sinh_vien' không </w:t>
+      </w:r>
+    </w:p>
+    <w:p>
+      <w:r>
+        <w:t xml:space="preserve">if ($_SERVER['REQUEST_METHOD'] === 'POST' &amp;&amp; isset($_POST['ten_sinh_vien'])) { </w:t>
+      </w:r>
+    </w:p>
+    <w:p>
+      <w:r>
+        <w:t>     </w:t>
+      </w:r>
+    </w:p>
+    <w:p>
+      <w:r>
+        <w:t xml:space="preserve">    // TODO 3: Lấy dữ liệu 'ten_sinh_vien' và 'email' từ $_POST </w:t>
+      </w:r>
+    </w:p>
+    <w:p>
+      <w:r>
+        <w:t xml:space="preserve">    $ten = trim($_POST['ten_sinh_vien']); </w:t>
+      </w:r>
+    </w:p>
+    <w:p>
+      <w:r>
+        <w:lastRenderedPageBreak/>
+        <w:t xml:space="preserve">    $email = trim($_POST['email']); </w:t>
+      </w:r>
+    </w:p>
+    <w:p>
+      <w:r>
+        <w:t> </w:t>
+      </w:r>
+    </w:p>
+    <w:p>
+      <w:r>
+        <w:t xml:space="preserve">    // TODO 4: Viết câu lệnh SQL INSERT với Prepared Statement (dùng dấu ?) </w:t>
+      </w:r>
+    </w:p>
+    <w:p>
+      <w:r>
+        <w:t xml:space="preserve">    $sql = "INSERT INTO sinhvien (ten_sinh_vien, email) VALUES (?, ?)"; </w:t>
+      </w:r>
+    </w:p>
+    <w:p>
+      <w:r>
+        <w:t>     </w:t>
+      </w:r>
+    </w:p>
+    <w:p>
+      <w:r>
+        <w:t xml:space="preserve">    $stmt = $pdo-&gt;prepare($sql); </w:t>
+      </w:r>
+    </w:p>
+    <w:p>
+      <w:r>
+        <w:t xml:space="preserve">    $stmt-&gt;execute([$ten, $email]); </w:t>
+      </w:r>
+    </w:p>
+    <w:p>
+      <w:r>
+        <w:t> </w:t>
+      </w:r>
+    </w:p>
+    <w:p>
+      <w:r>
+        <w:t xml:space="preserve">    // TODO 6: (Tùy chọn) Chuyển hướng về chính trang này để "làm mới" </w:t>
+      </w:r>
+    </w:p>
+    <w:p>
+      <w:r>
+        <w:t xml:space="preserve">    header('Location: chapter4.php'); </w:t>
+      </w:r>
+    </w:p>
+    <w:p>
+      <w:r>
+        <w:t>    exit; // Dừng script ngay sau khi chuyển hướng</w:t>
+      </w:r>
+    </w:p>
+    <w:p>
       <w:r>
         <w:t xml:space="preserve">} </w:t>
       </w:r>
     </w:p>
     <w:p>
-      <w:pPr>
-        <w:ind w:left="720"/>
-      </w:pPr>
       <w:r>
         <w:t> </w:t>
       </w:r>
     </w:p>
     <w:p>
-      <w:pPr>
-        <w:ind w:left="720"/>
-      </w:pPr>
+      <w:r>
+        <w:t xml:space="preserve">// === LOGIC LẤY DANH SÁCH SINH VIÊN (SELECT) === </w:t>
+      </w:r>
+    </w:p>
+    <w:p>
+      <w:r>
+        <w:t xml:space="preserve">// TODO 7: Viết câu lệnh SQL SELECT * </w:t>
+      </w:r>
+    </w:p>
+    <w:p>
+      <w:r>
+        <w:t xml:space="preserve">$sql_select = "SELECT * FROM sinhvien ORDER BY ngay_tao DESC"; </w:t>
+      </w:r>
+    </w:p>
+    <w:p>
       <w:r>
         <w:t> </w:t>
       </w:r>
     </w:p>
     <w:p>
-      <w:pPr>
-        <w:ind w:left="720"/>
-      </w:pPr>
+      <w:r>
+        <w:t xml:space="preserve">// TODO 8: Thực thi câu lệnh SELECT (không cần prepare vì không có tham số) </w:t>
+      </w:r>
+    </w:p>
+    <w:p>
+      <w:r>
+        <w:t xml:space="preserve">$stmt_select = $pdo-&gt;query($sql_select); </w:t>
+      </w:r>
+    </w:p>
+    <w:p>
+      <w:r>
+        <w:t> </w:t>
+      </w:r>
+    </w:p>
+    <w:p>
+      <w:r>
+        <w:t xml:space="preserve">?&gt; </w:t>
+      </w:r>
+    </w:p>
+    <w:p>
+      <w:r>
+        <w:t xml:space="preserve">&lt;!DOCTYPE html&gt; </w:t>
+      </w:r>
+    </w:p>
+    <w:p>
+      <w:r>
+        <w:t xml:space="preserve">&lt;html lang="vi"&gt; </w:t>
+      </w:r>
+    </w:p>
+    <w:p>
+      <w:r>
+        <w:t xml:space="preserve">&lt;head&gt; </w:t>
+      </w:r>
+    </w:p>
+    <w:p>
+      <w:r>
+        <w:t xml:space="preserve">    &lt;meta charset="UTF-8"&gt; </w:t>
+      </w:r>
+    </w:p>
+    <w:p>
+      <w:r>
+        <w:t xml:space="preserve">    &lt;title&gt;PHT Chương 4 - Website hướng dữ liệu&lt;/title&gt; </w:t>
+      </w:r>
+    </w:p>
+    <w:p>
       <w:r>
         <w:lastRenderedPageBreak/>
-        <w:t xml:space="preserve">// TODO 2: Viết 1 hàm tên là addSinhVien() </w:t>
-      </w:r>
-    </w:p>
-    <w:p>
-      <w:pPr>
-        <w:ind w:left="720"/>
-      </w:pPr>
-      <w:r>
-        <w:t xml:space="preserve">// Hàm này nhận 3 tham số: $pdo, $ten, $email </w:t>
-      </w:r>
-    </w:p>
-    <w:p>
-      <w:pPr>
-        <w:ind w:left="720"/>
-      </w:pPr>
-      <w:r>
-        <w:t xml:space="preserve">// Bên trong hàm, thực thi câu lệnh INSERT (dùng Prepared Statement) </w:t>
-      </w:r>
-    </w:p>
-    <w:p>
-      <w:pPr>
-        <w:ind w:left="720"/>
-      </w:pPr>
-      <w:r>
-        <w:t xml:space="preserve">function addSinhVien($pdo, $ten, $email) { </w:t>
-      </w:r>
-    </w:p>
-    <w:p>
-      <w:pPr>
-        <w:ind w:left="720"/>
-      </w:pPr>
-      <w:r>
-        <w:t xml:space="preserve">    $sql = "INSERT INTO sinhvien (ten_sinh_vien, email) VALUES (?, ?)"; </w:t>
-      </w:r>
-    </w:p>
-    <w:p>
-      <w:pPr>
-        <w:ind w:left="720"/>
-      </w:pPr>
-      <w:r>
-        <w:t xml:space="preserve">    $stmt = $pdo-&gt;prepare($sql); </w:t>
-      </w:r>
-    </w:p>
-    <w:p>
-      <w:pPr>
-        <w:ind w:left="720"/>
-      </w:pPr>
-      <w:r>
-        <w:t xml:space="preserve">    $stmt-&gt;execute([$ten, $email]); </w:t>
-      </w:r>
-    </w:p>
-    <w:p>
-      <w:pPr>
-        <w:ind w:left="720"/>
-      </w:pPr>
-      <w:r>
-        <w:t xml:space="preserve">} </w:t>
-      </w:r>
-    </w:p>
-    <w:p>
-      <w:pPr>
-        <w:ind w:left="720"/>
-      </w:pPr>
+        <w:t xml:space="preserve">    &lt;style&gt; </w:t>
+      </w:r>
+    </w:p>
+    <w:p>
+      <w:r>
+        <w:t xml:space="preserve">        table { width: 100%; border-collapse: collapse; } </w:t>
+      </w:r>
+    </w:p>
+    <w:p>
+      <w:r>
+        <w:t xml:space="preserve">        th, td { border: 1px solid #ddd; padding: 8px; } </w:t>
+      </w:r>
+    </w:p>
+    <w:p>
+      <w:r>
+        <w:t xml:space="preserve">        th { background-color: #f2f2f2; } </w:t>
+      </w:r>
+    </w:p>
+    <w:p>
+      <w:r>
+        <w:t xml:space="preserve">    &lt;/style&gt; </w:t>
+      </w:r>
+    </w:p>
+    <w:p>
+      <w:r>
+        <w:t xml:space="preserve">&lt;/head&gt; </w:t>
+      </w:r>
+    </w:p>
+    <w:p>
+      <w:r>
+        <w:t xml:space="preserve">&lt;body&gt; </w:t>
+      </w:r>
+    </w:p>
+    <w:p>
+      <w:r>
+        <w:t xml:space="preserve">    &lt;h2&gt;Thêm Sinh Viên Mới (Chủ đề 4.3)&lt;/h2&gt; </w:t>
+      </w:r>
+    </w:p>
+    <w:p>
+      <w:r>
+        <w:t xml:space="preserve">    &lt;form action="chapter4.php" method="POST"&gt; </w:t>
+      </w:r>
+    </w:p>
+    <w:p>
+      <w:r>
+        <w:t xml:space="preserve">        Tên sinh viên: &lt;input type="text" name="ten_sinh_vien" required&gt; </w:t>
+      </w:r>
+    </w:p>
+    <w:p>
+      <w:r>
+        <w:t xml:space="preserve">        Email: &lt;input type="email" name="email" required&gt; </w:t>
+      </w:r>
+    </w:p>
+    <w:p>
+      <w:r>
+        <w:t xml:space="preserve">        &lt;button type="submit"&gt;Thêm&lt;/button&gt; </w:t>
+      </w:r>
+    </w:p>
+    <w:p>
+      <w:r>
+        <w:t xml:space="preserve">    &lt;/form&gt; </w:t>
+      </w:r>
+    </w:p>
+    <w:p>
       <w:r>
         <w:t> </w:t>
       </w:r>
     </w:p>
     <w:p>
-      <w:pPr>
-        <w:ind w:left="720"/>
-      </w:pPr>
-      <w:r>
-        <w:t xml:space="preserve">?&gt; </w:t>
-      </w:r>
-    </w:p>
-    <w:p>
-      <w:pPr>
-        <w:ind w:left="720"/>
-      </w:pPr>
-    </w:p>
-    <w:p>
-      <w:pPr>
-        <w:ind w:left="720"/>
-      </w:pPr>
-      <w:r>
-        <w:t xml:space="preserve">2. views/sinhvien_view.php </w:t>
-      </w:r>
-    </w:p>
-    <w:p>
-      <w:pPr>
-        <w:ind w:left="720"/>
-      </w:pPr>
-      <w:r>
-        <w:t xml:space="preserve">&lt;?php </w:t>
-      </w:r>
-    </w:p>
-    <w:p>
-      <w:pPr>
-        <w:ind w:left="720"/>
-      </w:pPr>
-      <w:r>
-        <w:t xml:space="preserve">// Tệp View CHỈ chứa HTML và logic hiển thị (echo, foreach) </w:t>
-      </w:r>
-    </w:p>
-    <w:p>
-      <w:pPr>
-        <w:ind w:left="720"/>
-      </w:pPr>
-      <w:r>
-        <w:t xml:space="preserve">// Tệp View KHÔNG chứa câu lệnh SQL </w:t>
-      </w:r>
-    </w:p>
-    <w:p>
-      <w:pPr>
-        <w:ind w:left="720"/>
-      </w:pPr>
-      <w:r>
-        <w:t xml:space="preserve">?&gt; </w:t>
-      </w:r>
-    </w:p>
-    <w:p>
-      <w:pPr>
-        <w:ind w:left="720"/>
-      </w:pPr>
-      <w:r>
-        <w:t xml:space="preserve">&lt;!DOCTYPE html&gt; </w:t>
-      </w:r>
-    </w:p>
-    <w:p>
-      <w:pPr>
-        <w:ind w:left="720"/>
-      </w:pPr>
-      <w:r>
-        <w:t xml:space="preserve">&lt;html lang="vi"&gt; </w:t>
-      </w:r>
-    </w:p>
-    <w:p>
-      <w:pPr>
-        <w:ind w:left="720"/>
-      </w:pPr>
-      <w:r>
-        <w:t xml:space="preserve">&lt;head&gt; </w:t>
-      </w:r>
-    </w:p>
-    <w:p>
-      <w:pPr>
-        <w:ind w:left="720"/>
-      </w:pPr>
-      <w:r>
-        <w:t xml:space="preserve">    &lt;meta charset="UTF-8"&gt; </w:t>
-      </w:r>
-    </w:p>
-    <w:p>
-      <w:pPr>
-        <w:ind w:left="720"/>
-      </w:pPr>
-      <w:r>
-        <w:t xml:space="preserve">    &lt;title&gt;PHT Chương 5 - MVC&lt;/title&gt; </w:t>
-      </w:r>
-    </w:p>
-    <w:p>
-      <w:pPr>
-        <w:ind w:left="720"/>
-      </w:pPr>
-      <w:r>
-        <w:t xml:space="preserve">    &lt;style&gt; </w:t>
-      </w:r>
-    </w:p>
-    <w:p>
-      <w:pPr>
-        <w:ind w:left="720"/>
-      </w:pPr>
-      <w:r>
-        <w:t xml:space="preserve">        body { font-family: Arial, sans-serif; margin: 20px; } </w:t>
-      </w:r>
-    </w:p>
-    <w:p>
-      <w:pPr>
-        <w:ind w:left="720"/>
-      </w:pPr>
-      <w:r>
-        <w:t xml:space="preserve">        table { width: 100%; border-collapse: collapse; margin-top: 20px; } </w:t>
-      </w:r>
-    </w:p>
-    <w:p>
-      <w:pPr>
-        <w:ind w:left="720"/>
-      </w:pPr>
-      <w:r>
-        <w:t xml:space="preserve">        th, td { border: 1px solid #ddd; padding: 8px; text-align: left; } </w:t>
-      </w:r>
-    </w:p>
-    <w:p>
-      <w:pPr>
-        <w:ind w:left="720"/>
-      </w:pPr>
-      <w:r>
-        <w:t xml:space="preserve">        th { background-color: #f2f2f2; font-weight: bold; } </w:t>
-      </w:r>
-    </w:p>
-    <w:p>
-      <w:pPr>
-        <w:ind w:left="720"/>
-      </w:pPr>
+      <w:r>
+        <w:t xml:space="preserve">    &lt;h2&gt;Danh Sách Sinh Viên (Chủ đề 4.2)&lt;/h2&gt; </w:t>
+      </w:r>
+    </w:p>
+    <w:p>
+      <w:r>
+        <w:t xml:space="preserve">    &lt;table&gt; </w:t>
+      </w:r>
+    </w:p>
+    <w:p>
+      <w:r>
+        <w:t xml:space="preserve">        &lt;tr&gt; </w:t>
+      </w:r>
+    </w:p>
+    <w:p>
+      <w:r>
+        <w:t xml:space="preserve">            &lt;th&gt;ID&lt;/th&gt; </w:t>
+      </w:r>
+    </w:p>
+    <w:p>
+      <w:r>
+        <w:t xml:space="preserve">            &lt;th&gt;Tên Sinh Viên&lt;/th&gt; </w:t>
+      </w:r>
+    </w:p>
+    <w:p>
+      <w:r>
+        <w:t xml:space="preserve">            &lt;th&gt;Email&lt;/th&gt; </w:t>
+      </w:r>
+    </w:p>
+    <w:p>
+      <w:r>
+        <w:t xml:space="preserve">            &lt;th&gt;Ngày Tạo&lt;/th&gt; </w:t>
+      </w:r>
+    </w:p>
+    <w:p>
+      <w:r>
+        <w:t xml:space="preserve">        &lt;/tr&gt; </w:t>
+      </w:r>
+    </w:p>
+    <w:p>
+      <w:r>
+        <w:t xml:space="preserve">        &lt;?php </w:t>
+      </w:r>
+    </w:p>
+    <w:p>
+      <w:r>
+        <w:t xml:space="preserve">        // TODO 9: Dùng vòng lặp (ví dụ: while) để duyệt qua kết quả $stmt_select </w:t>
+      </w:r>
+    </w:p>
+    <w:p>
+      <w:r>
+        <w:t xml:space="preserve">        while ($row = $stmt_select-&gt;fetch(PDO::FETCH_ASSOC)) { </w:t>
+      </w:r>
+    </w:p>
+    <w:p>
+      <w:r>
+        <w:t>         </w:t>
+      </w:r>
+    </w:p>
+    <w:p>
       <w:r>
         <w:lastRenderedPageBreak/>
-        <w:t xml:space="preserve">        input[type="text"], input[type="email"] { padding: 5px; margin-right: 10px; } </w:t>
-      </w:r>
-    </w:p>
-    <w:p>
-      <w:pPr>
-        <w:ind w:left="720"/>
-      </w:pPr>
-      <w:r>
-        <w:t xml:space="preserve">        button { padding: 5px 15px; cursor: pointer; } </w:t>
-      </w:r>
-    </w:p>
-    <w:p>
-      <w:pPr>
-        <w:ind w:left="720"/>
-      </w:pPr>
-      <w:r>
-        <w:t>        h2 { margin-top: 20px; }</w:t>
-      </w:r>
-    </w:p>
-    <w:p>
-      <w:pPr>
-        <w:ind w:left="720"/>
-      </w:pPr>
-      <w:r>
-        <w:t xml:space="preserve">    &lt;/style&gt; </w:t>
-      </w:r>
-    </w:p>
-    <w:p>
-      <w:pPr>
-        <w:ind w:left="720"/>
-      </w:pPr>
-      <w:r>
-        <w:t xml:space="preserve">&lt;/head&gt; </w:t>
-      </w:r>
-    </w:p>
-    <w:p>
-      <w:pPr>
-        <w:ind w:left="720"/>
-      </w:pPr>
-      <w:r>
-        <w:t xml:space="preserve">&lt;body&gt; </w:t>
-      </w:r>
-    </w:p>
-    <w:p>
-      <w:pPr>
-        <w:ind w:left="720"/>
-      </w:pPr>
-      <w:r>
-        <w:t xml:space="preserve">    &lt;h2&gt;Thêm Sinh Viên Mới&lt;/h2&gt; </w:t>
-      </w:r>
-    </w:p>
-    <w:p>
-      <w:pPr>
-        <w:ind w:left="720"/>
-      </w:pPr>
-      <w:r>
-        <w:t xml:space="preserve">    &lt;form method="POST" action="index.php"&gt; </w:t>
-      </w:r>
-    </w:p>
-    <w:p>
-      <w:pPr>
-        <w:ind w:left="720"/>
-      </w:pPr>
-      <w:r>
-        <w:t xml:space="preserve">        Tên sinh viên: &lt;input type="text" name="ten_sinh_vien" required&gt; </w:t>
-      </w:r>
-    </w:p>
-    <w:p>
-      <w:pPr>
-        <w:ind w:left="720"/>
-      </w:pPr>
-      <w:r>
-        <w:t xml:space="preserve">        Email: &lt;input type="email" name="email" required&gt; </w:t>
-      </w:r>
-    </w:p>
-    <w:p>
-      <w:pPr>
-        <w:ind w:left="720"/>
-      </w:pPr>
-      <w:r>
-        <w:t xml:space="preserve">        &lt;button type="submit"&gt;Thêm&lt;/button&gt; </w:t>
-      </w:r>
-    </w:p>
-    <w:p>
-      <w:pPr>
-        <w:ind w:left="720"/>
-      </w:pPr>
-      <w:r>
-        <w:t xml:space="preserve">    &lt;/form&gt; </w:t>
-      </w:r>
-    </w:p>
-    <w:p>
-      <w:pPr>
-        <w:ind w:left="720"/>
-      </w:pPr>
-      <w:r>
-        <w:t xml:space="preserve">    </w:t>
-      </w:r>
-    </w:p>
-    <w:p>
-      <w:pPr>
-        <w:ind w:left="720"/>
-      </w:pPr>
-      <w:r>
-        <w:t xml:space="preserve">    &lt;h2&gt;Danh Sách Sinh Viên&lt;/h2&gt; </w:t>
-      </w:r>
-    </w:p>
-    <w:p>
-      <w:pPr>
-        <w:ind w:left="720"/>
-      </w:pPr>
-      <w:r>
-        <w:t xml:space="preserve">    &lt;table&gt; </w:t>
-      </w:r>
-    </w:p>
-    <w:p>
-      <w:pPr>
-        <w:ind w:left="720"/>
-      </w:pPr>
-      <w:r>
-        <w:t xml:space="preserve">        &lt;tr&gt; </w:t>
-      </w:r>
-    </w:p>
-    <w:p>
-      <w:pPr>
-        <w:ind w:left="720"/>
-      </w:pPr>
-      <w:r>
-        <w:t xml:space="preserve">            &lt;th&gt;ID&lt;/th&gt; </w:t>
-      </w:r>
-    </w:p>
-    <w:p>
-      <w:pPr>
-        <w:ind w:left="720"/>
-      </w:pPr>
-      <w:r>
-        <w:t xml:space="preserve">            &lt;th&gt;Tên Sinh Viên&lt;/th&gt; </w:t>
-      </w:r>
-    </w:p>
-    <w:p>
-      <w:pPr>
-        <w:ind w:left="720"/>
-      </w:pPr>
-      <w:r>
-        <w:t xml:space="preserve">            &lt;th&gt;Email&lt;/th&gt; </w:t>
-      </w:r>
-    </w:p>
-    <w:p>
-      <w:pPr>
-        <w:ind w:left="720"/>
-      </w:pPr>
-      <w:r>
-        <w:t xml:space="preserve">            &lt;th&gt;Ngày Tạo&lt;/th&gt; </w:t>
-      </w:r>
-    </w:p>
-    <w:p>
-      <w:pPr>
-        <w:ind w:left="720"/>
-      </w:pPr>
-      <w:r>
-        <w:t xml:space="preserve">        &lt;/tr&gt; </w:t>
-      </w:r>
-    </w:p>
-    <w:p>
-      <w:pPr>
-        <w:ind w:left="720"/>
-      </w:pPr>
-      <w:r>
-        <w:t xml:space="preserve">        &lt;?php </w:t>
-      </w:r>
-    </w:p>
-    <w:p>
-      <w:pPr>
-        <w:ind w:left="720"/>
-      </w:pPr>
-      <w:r>
-        <w:t xml:space="preserve">        // TODO 4: Dùng vòng lặp foreach để duyệt qua biến $danh_sach_sv </w:t>
-      </w:r>
-    </w:p>
-    <w:p>
-      <w:pPr>
-        <w:ind w:left="720"/>
-      </w:pPr>
-      <w:r>
-        <w:t xml:space="preserve">        // (Biến $danh_sach_sv này sẽ được Controller truyền sang) </w:t>
-      </w:r>
-    </w:p>
-    <w:p>
-      <w:pPr>
-        <w:ind w:left="720"/>
-      </w:pPr>
-      <w:r>
-        <w:t xml:space="preserve">        foreach ($danh_sach_sv as $sv) { </w:t>
-      </w:r>
-    </w:p>
-    <w:p>
-      <w:pPr>
-        <w:ind w:left="720"/>
-      </w:pPr>
-      <w:r>
-        <w:t xml:space="preserve">            // TODO 5: In (echo) các dòng &lt;tr&gt; và &lt;td&gt; chứa dữ liệu $sv </w:t>
-      </w:r>
-    </w:p>
-    <w:p>
-      <w:pPr>
-        <w:ind w:left="720"/>
-      </w:pPr>
-      <w:r>
-        <w:lastRenderedPageBreak/>
+        <w:t xml:space="preserve">            // TODO 10: In (echo) các dòng &lt;tr&gt; và &lt;td&gt; chứa dữ liệu $row </w:t>
+      </w:r>
+    </w:p>
+    <w:p>
+      <w:r>
         <w:t xml:space="preserve">            echo "&lt;tr&gt;"; </w:t>
       </w:r>
     </w:p>
     <w:p>
-      <w:pPr>
-        <w:ind w:left="720"/>
-      </w:pPr>
-      <w:r>
-        <w:t xml:space="preserve">            echo "&lt;td&gt;" . htmlspecialchars($sv['id']) . "&lt;/td&gt;"; </w:t>
-      </w:r>
-    </w:p>
-    <w:p>
-      <w:pPr>
-        <w:ind w:left="720"/>
-      </w:pPr>
-      <w:r>
-        <w:t xml:space="preserve">            echo "&lt;td&gt;" . htmlspecialchars($sv['ten_sinh_vien']) . "&lt;/td&gt;"; </w:t>
-      </w:r>
-    </w:p>
-    <w:p>
-      <w:pPr>
-        <w:ind w:left="720"/>
-      </w:pPr>
-      <w:r>
-        <w:t xml:space="preserve">            echo "&lt;td&gt;" . htmlspecialchars($sv['email']) . "&lt;/td&gt;"; </w:t>
-      </w:r>
-    </w:p>
-    <w:p>
-      <w:pPr>
-        <w:ind w:left="720"/>
-      </w:pPr>
-      <w:r>
-        <w:t xml:space="preserve">            echo "&lt;td&gt;" . htmlspecialchars($sv['ngay_tao']) . "&lt;/td&gt;"; </w:t>
-      </w:r>
-    </w:p>
-    <w:p>
-      <w:pPr>
-        <w:ind w:left="720"/>
-      </w:pPr>
+      <w:r>
+        <w:t xml:space="preserve">            echo "&lt;td&gt;" . htmlspecialchars($row['id']) . "&lt;/td&gt;"; </w:t>
+      </w:r>
+    </w:p>
+    <w:p>
+      <w:r>
+        <w:t xml:space="preserve">            echo "&lt;td&gt;" . htmlspecialchars($row['ten_sinh_vien']) . "&lt;/td&gt;"; </w:t>
+      </w:r>
+    </w:p>
+    <w:p>
+      <w:r>
+        <w:t xml:space="preserve">            echo "&lt;td&gt;" . htmlspecialchars($row['email']) . "&lt;/td&gt;"; </w:t>
+      </w:r>
+    </w:p>
+    <w:p>
+      <w:r>
+        <w:t xml:space="preserve">            echo "&lt;td&gt;" . htmlspecialchars($row['ngay_tao']) . "&lt;/td&gt;"; </w:t>
+      </w:r>
+    </w:p>
+    <w:p>
       <w:r>
         <w:t xml:space="preserve">            echo "&lt;/tr&gt;"; </w:t>
       </w:r>
     </w:p>
     <w:p>
-      <w:pPr>
-        <w:ind w:left="720"/>
-      </w:pPr>
-      <w:r>
-        <w:t xml:space="preserve">        } </w:t>
-      </w:r>
-    </w:p>
-    <w:p>
-      <w:pPr>
-        <w:ind w:left="720"/>
-      </w:pPr>
-      <w:r>
-        <w:t xml:space="preserve">        ?&gt; </w:t>
-      </w:r>
-    </w:p>
-    <w:p>
-      <w:pPr>
-        <w:ind w:left="720"/>
-      </w:pPr>
+      <w:r>
+        <w:t>             </w:t>
+      </w:r>
+    </w:p>
+    <w:p>
+      <w:r>
+        <w:t>        } // Đóng vòng lặp while</w:t>
+      </w:r>
+    </w:p>
+    <w:p>
+      <w:r>
+        <w:t>         </w:t>
+      </w:r>
+    </w:p>
+    <w:p>
+      <w:r>
+        <w:t>        ?&gt;</w:t>
+      </w:r>
+    </w:p>
+    <w:p>
+      <w:r>
+        <w:t xml:space="preserve">            </w:t>
+      </w:r>
+    </w:p>
+    <w:p>
       <w:r>
         <w:t xml:space="preserve">    &lt;/table&gt; </w:t>
       </w:r>
     </w:p>
     <w:p>
-      <w:pPr>
-        <w:ind w:left="720"/>
-      </w:pPr>
       <w:r>
         <w:t xml:space="preserve">&lt;/body&gt; </w:t>
       </w:r>
     </w:p>
     <w:p>
-      <w:pPr>
-        <w:ind w:left="720"/>
-      </w:pPr>
-      <w:r>
-        <w:t xml:space="preserve">&lt;/html&gt; </w:t>
-      </w:r>
-    </w:p>
-    <w:p>
-      <w:pPr>
-        <w:ind w:left="720"/>
-      </w:pPr>
-    </w:p>
-    <w:p>
-      <w:pPr>
-        <w:ind w:left="720"/>
-      </w:pPr>
-      <w:r>
-        <w:t xml:space="preserve">3. index.php </w:t>
-      </w:r>
-    </w:p>
-    <w:p>
-      <w:pPr>
-        <w:ind w:left="720"/>
-      </w:pPr>
-      <w:r>
-        <w:t xml:space="preserve">&lt;?php </w:t>
-      </w:r>
-    </w:p>
-    <w:p>
-      <w:pPr>
-        <w:ind w:left="720"/>
-      </w:pPr>
-      <w:r>
-        <w:t xml:space="preserve">// Tệp Controller là "não" của ứng dụng </w:t>
-      </w:r>
-    </w:p>
-    <w:p>
-      <w:pPr>
-        <w:ind w:left="720"/>
-      </w:pPr>
-      <w:r>
-        <w:t> </w:t>
-      </w:r>
-    </w:p>
-    <w:p>
-      <w:pPr>
-        <w:ind w:left="720"/>
-      </w:pPr>
-      <w:r>
-        <w:t xml:space="preserve">// TODO 6: (Quan trọng) Import (require_once) tệp Model vào </w:t>
-      </w:r>
-    </w:p>
-    <w:p>
-      <w:pPr>
-        <w:ind w:left="720"/>
-      </w:pPr>
-      <w:r>
-        <w:t xml:space="preserve">require_once 'models/SinhVienModel.php'; </w:t>
-      </w:r>
-    </w:p>
-    <w:p>
-      <w:pPr>
-        <w:ind w:left="720"/>
-      </w:pPr>
-      <w:r>
-        <w:t> </w:t>
-      </w:r>
-    </w:p>
-    <w:p>
-      <w:pPr>
-        <w:ind w:left="720"/>
-      </w:pPr>
-      <w:r>
-        <w:t xml:space="preserve">// === THIẾT LẬP KẾT NỐI PDO === </w:t>
-      </w:r>
-    </w:p>
-    <w:p>
-      <w:pPr>
-        <w:ind w:left="720"/>
-      </w:pPr>
-      <w:r>
-        <w:t xml:space="preserve">// TODO 7: Copy code PDO từ PHT Chương 4 vào đây </w:t>
-      </w:r>
-    </w:p>
-    <w:p>
-      <w:pPr>
-        <w:ind w:left="720"/>
-      </w:pPr>
-      <w:r>
-        <w:t xml:space="preserve">$host = '127.0.0.1'; </w:t>
-      </w:r>
-    </w:p>
-    <w:p>
-      <w:pPr>
-        <w:ind w:left="720"/>
-      </w:pPr>
-      <w:r>
-        <w:t xml:space="preserve">$dbname = 'hoc tap'; </w:t>
-      </w:r>
-    </w:p>
-    <w:p>
-      <w:pPr>
-        <w:ind w:left="720"/>
-      </w:pPr>
-      <w:r>
-        <w:t xml:space="preserve">$username = 'root'; </w:t>
-      </w:r>
-    </w:p>
-    <w:p>
-      <w:pPr>
-        <w:ind w:left="720"/>
-      </w:pPr>
-      <w:r>
-        <w:t xml:space="preserve">$password = ''; </w:t>
-      </w:r>
-    </w:p>
-    <w:p>
-      <w:pPr>
-        <w:ind w:left="720"/>
-      </w:pPr>
-      <w:r>
-        <w:t xml:space="preserve">$dsn = "mysql:host=$host;dbname=$dbname;charset=utf8mb4"; </w:t>
-      </w:r>
-    </w:p>
-    <w:p>
-      <w:pPr>
-        <w:ind w:left="720"/>
-      </w:pPr>
-      <w:r>
-        <w:lastRenderedPageBreak/>
-        <w:t xml:space="preserve">try { </w:t>
-      </w:r>
-    </w:p>
-    <w:p>
-      <w:pPr>
-        <w:ind w:left="720"/>
-      </w:pPr>
-      <w:r>
-        <w:t xml:space="preserve">    $pdo = new PDO($dsn, $username, $password); </w:t>
-      </w:r>
-    </w:p>
-    <w:p>
-      <w:pPr>
-        <w:ind w:left="720"/>
-      </w:pPr>
-      <w:r>
-        <w:t xml:space="preserve">    $pdo-&gt;setAttribute(PDO::ATTR_ERRMODE, PDO::ERRMODE_EXCEPTION); </w:t>
-      </w:r>
-    </w:p>
-    <w:p>
-      <w:pPr>
-        <w:ind w:left="720"/>
-      </w:pPr>
-      <w:r>
-        <w:t xml:space="preserve">} catch (PDOException $e) { </w:t>
-      </w:r>
-    </w:p>
-    <w:p>
-      <w:pPr>
-        <w:ind w:left="720"/>
-      </w:pPr>
-      <w:r>
-        <w:t xml:space="preserve">    die("Kết nối thất bại: " . $e-&gt;getMessage()); </w:t>
-      </w:r>
-    </w:p>
-    <w:p>
-      <w:pPr>
-        <w:ind w:left="720"/>
-      </w:pPr>
-      <w:r>
-        <w:t xml:space="preserve">} </w:t>
-      </w:r>
-    </w:p>
-    <w:p>
-      <w:pPr>
-        <w:ind w:left="720"/>
-      </w:pPr>
-      <w:r>
-        <w:t xml:space="preserve">// === KẾT THÚC KẾT NỐI PDO === </w:t>
-      </w:r>
-    </w:p>
-    <w:p>
-      <w:pPr>
-        <w:ind w:left="720"/>
-      </w:pPr>
-      <w:r>
-        <w:t> </w:t>
-      </w:r>
-    </w:p>
-    <w:p>
-      <w:pPr>
-        <w:ind w:left="720"/>
-      </w:pPr>
-      <w:r>
-        <w:t> </w:t>
-      </w:r>
-    </w:p>
-    <w:p>
-      <w:pPr>
-        <w:ind w:left="720"/>
-      </w:pPr>
-      <w:r>
-        <w:t xml:space="preserve">// === LOGIC CỦA CONTROLLER === </w:t>
-      </w:r>
-    </w:p>
-    <w:p>
-      <w:pPr>
-        <w:ind w:left="720"/>
-      </w:pPr>
-      <w:r>
-        <w:t> </w:t>
-      </w:r>
-    </w:p>
-    <w:p>
-      <w:pPr>
-        <w:ind w:left="720"/>
-      </w:pPr>
-      <w:r>
-        <w:t xml:space="preserve">// TODO 8: Kiểm tra xem có hành động POST (thêm sinh viên) không </w:t>
-      </w:r>
-    </w:p>
-    <w:p>
-      <w:pPr>
-        <w:ind w:left="720"/>
-      </w:pPr>
-      <w:r>
-        <w:t xml:space="preserve">if (isset($_POST['ten_sinh_vien'])) { </w:t>
-      </w:r>
-    </w:p>
-    <w:p>
-      <w:pPr>
-        <w:ind w:left="720"/>
-      </w:pPr>
-      <w:r>
-        <w:t>     </w:t>
-      </w:r>
-    </w:p>
-    <w:p>
-      <w:pPr>
-        <w:ind w:left="720"/>
-      </w:pPr>
-      <w:r>
-        <w:t xml:space="preserve">    // TODO 9: Nếu có, lấy $ten và $email từ $_POST </w:t>
-      </w:r>
-    </w:p>
-    <w:p>
-      <w:pPr>
-        <w:ind w:left="720"/>
-      </w:pPr>
-      <w:r>
-        <w:t xml:space="preserve">    $ten = $_POST['ten_sinh_vien']; </w:t>
-      </w:r>
-    </w:p>
-    <w:p>
-      <w:pPr>
-        <w:ind w:left="720"/>
-      </w:pPr>
-      <w:r>
-        <w:t xml:space="preserve">    $email = $_POST['email']; </w:t>
-      </w:r>
-    </w:p>
-    <w:p>
-      <w:pPr>
-        <w:ind w:left="720"/>
-      </w:pPr>
-      <w:r>
-        <w:t> </w:t>
-      </w:r>
-    </w:p>
-    <w:p>
-      <w:pPr>
-        <w:ind w:left="720"/>
-      </w:pPr>
-      <w:r>
-        <w:t xml:space="preserve">    // TODO 10: Gọi hàm addSinhVien() từ Model </w:t>
-      </w:r>
-    </w:p>
-    <w:p>
-      <w:pPr>
-        <w:ind w:left="720"/>
-      </w:pPr>
-      <w:r>
-        <w:t xml:space="preserve">    addSinhVien($pdo, $ten, $email); </w:t>
-      </w:r>
-    </w:p>
-    <w:p>
-      <w:pPr>
-        <w:ind w:left="720"/>
-      </w:pPr>
-      <w:r>
-        <w:t> </w:t>
-      </w:r>
-    </w:p>
-    <w:p>
-      <w:pPr>
-        <w:ind w:left="720"/>
-      </w:pPr>
-      <w:r>
-        <w:t xml:space="preserve">    // TODO 11: Chuyển hướng về index.php để "làm mới" trang </w:t>
-      </w:r>
-    </w:p>
-    <w:p>
-      <w:pPr>
-        <w:ind w:left="720"/>
-      </w:pPr>
-      <w:r>
-        <w:t xml:space="preserve">    header('Location: index.php'); </w:t>
-      </w:r>
-    </w:p>
-    <w:p>
-      <w:pPr>
-        <w:ind w:left="720"/>
-      </w:pPr>
-      <w:r>
-        <w:t xml:space="preserve">    exit; </w:t>
-      </w:r>
-    </w:p>
-    <w:p>
-      <w:pPr>
-        <w:ind w:left="720"/>
-      </w:pPr>
-      <w:r>
-        <w:t xml:space="preserve">} </w:t>
-      </w:r>
-    </w:p>
-    <w:p>
-      <w:pPr>
-        <w:ind w:left="720"/>
-      </w:pPr>
-      <w:r>
-        <w:t> </w:t>
-      </w:r>
-    </w:p>
-    <w:p>
-      <w:pPr>
-        <w:ind w:left="720"/>
-      </w:pPr>
-      <w:r>
-        <w:lastRenderedPageBreak/>
-        <w:t xml:space="preserve">// TODO 12: (Luôn luôn) Gọi hàm getAllSinhVien() từ Model </w:t>
-      </w:r>
-    </w:p>
-    <w:p>
-      <w:pPr>
-        <w:ind w:left="720"/>
-      </w:pPr>
-      <w:r>
-        <w:t xml:space="preserve">$danh_sach_sv = getAllSinhVien($pdo); </w:t>
-      </w:r>
-    </w:p>
-    <w:p>
-      <w:pPr>
-        <w:ind w:left="720"/>
-      </w:pPr>
-      <w:r>
-        <w:t> </w:t>
-      </w:r>
-    </w:p>
-    <w:p>
-      <w:pPr>
-        <w:ind w:left="720"/>
-      </w:pPr>
-      <w:r>
-        <w:t xml:space="preserve">// TODO 13: (Rất quan trọng) Import (include) tệp View ở cuối cùng </w:t>
-      </w:r>
-    </w:p>
-    <w:p>
-      <w:pPr>
-        <w:ind w:left="720"/>
-      </w:pPr>
-      <w:r>
-        <w:t xml:space="preserve">// Tệp View sẽ tự động "nhìn thấy" biến $danh_sach_sv mà ta vừa tạo </w:t>
-      </w:r>
-    </w:p>
-    <w:p>
-      <w:pPr>
-        <w:ind w:left="720"/>
-      </w:pPr>
-      <w:r>
-        <w:t xml:space="preserve">include 'views/sinhvien_view.php'; </w:t>
-      </w:r>
-    </w:p>
-    <w:p>
-      <w:pPr>
-        <w:ind w:left="720"/>
-      </w:pPr>
-      <w:r>
-        <w:t xml:space="preserve">?&gt; </w:t>
-      </w:r>
-    </w:p>
-    <w:p>
-      <w:pPr>
-        <w:ind w:left="720"/>
-      </w:pPr>
-    </w:p>
-    <w:p>
-      <w:pPr>
-        <w:ind w:left="720"/>
-      </w:pPr>
+      <w:r>
+        <w:t>&lt;/html&gt;</w:t>
+      </w:r>
+    </w:p>
+    <w:p>
+      <w:r>
+        <w:t xml:space="preserve">B. Ảnh chụp màn hình Kết quả (BẮT BUỘC CẢ 2 ẢNH): </w:t>
+      </w:r>
     </w:p>
     <w:p>
       <w:pPr>
         <w:ind w:firstLine="720"/>
       </w:pPr>
       <w:r>
-        <w:t>Ảnh B:</w:t>
-      </w:r>
-    </w:p>
-    <w:p>
-      <w:r>
+        <w:t xml:space="preserve">1. Ảnh 1 (phpMyAdmin): Chụp màn hình tab "Browse" (Duyệt) của bảng sinhvien trong phpMyAdmin, cho thấy bạn đã INSERT thành công ít nhất 2-3 sinh viên. </w:t>
+      </w:r>
+    </w:p>
+    <w:p>
+      <w:r>
+        <w:rPr>
+          <w:noProof/>
+        </w:rPr>
+        <w:lastRenderedPageBreak/>
         <w:drawing>
-          <wp:inline distT="0" distB="0" distL="0" distR="0" wp14:anchorId="4213D47C" wp14:editId="759393BF">
+          <wp:inline distT="0" distB="0" distL="0" distR="0" wp14:anchorId="4F1D07EF" wp14:editId="27C645A0">
             <wp:extent cx="5943600" cy="3342005"/>
             <wp:effectExtent l="0" t="0" r="0" b="0"/>
-            <wp:docPr id="2090567910" name="Picture 1" descr="A screenshot of a computer&#10;&#10;AI-generated content may be incorrect."/>
+            <wp:docPr id="848098970" name="Picture 1" descr="A screenshot of a computer&#10;&#10;AI-generated content may be incorrect."/>
             <wp:cNvGraphicFramePr>
               <a:graphicFrameLocks xmlns:a="http://schemas.openxmlformats.org/drawingml/2006/main" noChangeAspect="1"/>
             </wp:cNvGraphicFramePr>
@@ -1106,7 +501,7 @@
               <a:graphicData uri="http://schemas.openxmlformats.org/drawingml/2006/picture">
                 <pic:pic xmlns:pic="http://schemas.openxmlformats.org/drawingml/2006/picture">
                   <pic:nvPicPr>
-                    <pic:cNvPr id="2090567910" name="Picture 1" descr="A screenshot of a computer&#10;&#10;AI-generated content may be incorrect."/>
+                    <pic:cNvPr id="848098970" name="Picture 1" descr="A screenshot of a computer&#10;&#10;AI-generated content may be incorrect."/>
                     <pic:cNvPicPr/>
                   </pic:nvPicPr>
                   <pic:blipFill>
@@ -1133,18 +528,116 @@
     </w:p>
     <w:p>
       <w:r>
-        <w:t xml:space="preserve">4. Câu hỏi Phản biện (Bắt buộc) Sau khi hoàn thành Phần 2 &amp; 3, hãy đặt 01 câu hỏi tư duy. (Gợi ý: "Trong file views/sinhvien_view.php, tại sao chúng ta tuyệt đối không được phép viết code kết nối PDO hay SELECT *? Lợi ích của việc 'cấm' View làm việc trực tiếp với CSDL là gì?"). </w:t>
-      </w:r>
-    </w:p>
-    <w:p>
-      <w:r>
-        <w:t>Câu hỏi của tôi là</w:t>
-      </w:r>
-      <w:r>
-        <w:t xml:space="preserve">: </w:t>
-      </w:r>
-      <w:r>
-        <w:t>Tại sao phải dùng header('Location: index.php') sau khi thêm sinh viên thay vì chỉ hiển thị thông báo 'Thêm thành công'? Lợi ích của việc chuyển hướng là gì?</w:t>
+        <w:rPr>
+          <w:noProof/>
+        </w:rPr>
+        <w:drawing>
+          <wp:inline distT="0" distB="0" distL="0" distR="0" wp14:anchorId="7C69D0E1" wp14:editId="027F4C11">
+            <wp:extent cx="5943600" cy="3338830"/>
+            <wp:effectExtent l="0" t="0" r="0" b="0"/>
+            <wp:docPr id="1374182508" name="Picture 1" descr="A screenshot of a computer&#10;&#10;AI-generated content may be incorrect."/>
+            <wp:cNvGraphicFramePr>
+              <a:graphicFrameLocks xmlns:a="http://schemas.openxmlformats.org/drawingml/2006/main" noChangeAspect="1"/>
+            </wp:cNvGraphicFramePr>
+            <a:graphic xmlns:a="http://schemas.openxmlformats.org/drawingml/2006/main">
+              <a:graphicData uri="http://schemas.openxmlformats.org/drawingml/2006/picture">
+                <pic:pic xmlns:pic="http://schemas.openxmlformats.org/drawingml/2006/picture">
+                  <pic:nvPicPr>
+                    <pic:cNvPr id="1374182508" name="Picture 1" descr="A screenshot of a computer&#10;&#10;AI-generated content may be incorrect."/>
+                    <pic:cNvPicPr/>
+                  </pic:nvPicPr>
+                  <pic:blipFill>
+                    <a:blip r:embed="rId5"/>
+                    <a:stretch>
+                      <a:fillRect/>
+                    </a:stretch>
+                  </pic:blipFill>
+                  <pic:spPr>
+                    <a:xfrm>
+                      <a:off x="0" y="0"/>
+                      <a:ext cx="5943600" cy="3338830"/>
+                    </a:xfrm>
+                    <a:prstGeom prst="rect">
+                      <a:avLst/>
+                    </a:prstGeom>
+                  </pic:spPr>
+                </pic:pic>
+              </a:graphicData>
+            </a:graphic>
+          </wp:inline>
+        </w:drawing>
+      </w:r>
+    </w:p>
+    <w:p/>
+    <w:p>
+      <w:pPr>
+        <w:ind w:firstLine="720"/>
+      </w:pPr>
+      <w:r>
+        <w:t xml:space="preserve">2. Ảnh 2 (Trình duyệt Web): Chụp ảnh màn hình trang chapter4.php của bạn, hiển thị đúng 2-3 sinh viên mà bạn vừa thêm (chứng minh SELECT thành công). </w:t>
+      </w:r>
+    </w:p>
+    <w:p>
+      <w:r>
+        <w:rPr>
+          <w:noProof/>
+        </w:rPr>
+        <w:lastRenderedPageBreak/>
+        <w:drawing>
+          <wp:inline distT="0" distB="0" distL="0" distR="0" wp14:anchorId="4C23796A" wp14:editId="56C4D4DC">
+            <wp:extent cx="5943600" cy="3342005"/>
+            <wp:effectExtent l="0" t="0" r="0" b="0"/>
+            <wp:docPr id="881023645" name="Picture 1" descr="A screenshot of a computer&#10;&#10;AI-generated content may be incorrect."/>
+            <wp:cNvGraphicFramePr>
+              <a:graphicFrameLocks xmlns:a="http://schemas.openxmlformats.org/drawingml/2006/main" noChangeAspect="1"/>
+            </wp:cNvGraphicFramePr>
+            <a:graphic xmlns:a="http://schemas.openxmlformats.org/drawingml/2006/main">
+              <a:graphicData uri="http://schemas.openxmlformats.org/drawingml/2006/picture">
+                <pic:pic xmlns:pic="http://schemas.openxmlformats.org/drawingml/2006/picture">
+                  <pic:nvPicPr>
+                    <pic:cNvPr id="881023645" name="Picture 1" descr="A screenshot of a computer&#10;&#10;AI-generated content may be incorrect."/>
+                    <pic:cNvPicPr/>
+                  </pic:nvPicPr>
+                  <pic:blipFill>
+                    <a:blip r:embed="rId6"/>
+                    <a:stretch>
+                      <a:fillRect/>
+                    </a:stretch>
+                  </pic:blipFill>
+                  <pic:spPr>
+                    <a:xfrm>
+                      <a:off x="0" y="0"/>
+                      <a:ext cx="5943600" cy="3342005"/>
+                    </a:xfrm>
+                    <a:prstGeom prst="rect">
+                      <a:avLst/>
+                    </a:prstGeom>
+                  </pic:spPr>
+                </pic:pic>
+              </a:graphicData>
+            </a:graphic>
+          </wp:inline>
+        </w:drawing>
+      </w:r>
+    </w:p>
+    <w:p>
+      <w:r>
+        <w:t xml:space="preserve">(Dán Code A và Ảnh B1, B2 của bạn vào đây) </w:t>
+      </w:r>
+    </w:p>
+    <w:p>
+      <w:r>
+        <w:t xml:space="preserve">4. Câu hỏi Phản biện (Bắt buộc) Sau khi hoàn thành Phần 2 &amp; 3, hãy đặt 01 câu hỏi tư duy. (Gợi ý: "Hãy giải thích SQL Injection là gì? Tại sao việc cộng chuỗi INSERT INTO sinhvien (ten) VALUES ('$ten') lại nguy hiểm, và tại sao cách dùng execute([$ten]) (Prepared Statement) lại an toàn hơn?"). </w:t>
+      </w:r>
+    </w:p>
+    <w:p>
+      <w:r>
+        <w:t xml:space="preserve">Câu hỏi của tôi là: </w:t>
+      </w:r>
+    </w:p>
+    <w:p>
+      <w:r>
+        <w:t>Tại sao cần dùng header('Location: ...') và exit; sau khi xử lý form POST? Điều gì xảy ra nếu người dùng nhấn F5 (refresh) sau khi submit form mà không có đoạn code chuyển hướng này?</w:t>
       </w:r>
     </w:p>
     <w:p/>
